--- a/TDS Skill/templates/active/TDS_EN_冠志模板.docx
+++ b/TDS Skill/templates/active/TDS_EN_冠志模板.docx
@@ -630,10 +630,10 @@
         </w:tblCellMar>
       </w:tblPr>
       <w:tblGrid>
-        <w:gridCol w:w="2240"/>
-        <w:gridCol w:w="2035"/>
-        <w:gridCol w:w="1022"/>
-        <w:gridCol w:w="3191"/>
+        <w:gridCol w:w="2766"/>
+        <w:gridCol w:w="1842"/>
+        <w:gridCol w:w="1174"/>
+        <w:gridCol w:w="2706"/>
       </w:tblGrid>
       <w:tr>
         <w:trPr>
@@ -641,7 +641,7 @@
         </w:trPr>
         <w:tc>
           <w:tcPr>
-            <w:tcW w:w="2240" w:type="dxa"/>
+            <w:tcW w:w="2766" w:type="dxa"/>
             <w:tcBorders>
               <w:top w:val="single" w:sz="4" w:space="0" w:color="000000"/>
               <w:start w:val="single" w:sz="4" w:space="0" w:color="000000"/>
@@ -676,7 +676,7 @@
         </w:tc>
         <w:tc>
           <w:tcPr>
-            <w:tcW w:w="2035" w:type="dxa"/>
+            <w:tcW w:w="1842" w:type="dxa"/>
             <w:tcBorders>
               <w:top w:val="single" w:sz="4" w:space="0" w:color="000000"/>
               <w:start w:val="single" w:sz="4" w:space="0" w:color="000000"/>
@@ -716,7 +716,7 @@
         </w:tc>
         <w:tc>
           <w:tcPr>
-            <w:tcW w:w="1022" w:type="dxa"/>
+            <w:tcW w:w="1174" w:type="dxa"/>
             <w:tcBorders>
               <w:top w:val="single" w:sz="4" w:space="0" w:color="000000"/>
               <w:start w:val="single" w:sz="4" w:space="0" w:color="000000"/>
@@ -756,7 +756,7 @@
         </w:tc>
         <w:tc>
           <w:tcPr>
-            <w:tcW w:w="3191" w:type="dxa"/>
+            <w:tcW w:w="2706" w:type="dxa"/>
             <w:tcBorders>
               <w:top w:val="single" w:sz="4" w:space="0" w:color="000000"/>
               <w:start w:val="single" w:sz="4" w:space="0" w:color="000000"/>
@@ -801,7 +801,43 @@
         </w:trPr>
         <w:tc>
           <w:tcPr>
-            <w:tcW w:w="2240" w:type="dxa"/>
+            <w:tcW w:w="2766" w:type="dxa"/>
+            <w:tcBorders>
+              <w:top w:val="single" w:sz="4" w:space="0" w:color="000000"/>
+              <w:start w:val="single" w:sz="4" w:space="0" w:color="000000"/>
+              <w:bottom w:val="single" w:sz="4" w:space="0" w:color="000000"/>
+              <w:end w:val="single" w:sz="4" w:space="0" w:color="000000"/>
+            </w:tcBorders>
+            <w:vAlign w:val="center"/>
+          </w:tcPr>
+          <w:p>
+            <w:pPr>
+              <w:pStyle w:val="Normal"/>
+              <w:spacing w:lineRule="atLeast" w:line="0"/>
+              <w:jc w:val="center"/>
+              <w:rPr>
+                <w:rFonts w:ascii="宋体" w:hAnsi="宋体" w:eastAsia="宋体" w:cs="宋体"/>
+                <w:b/>
+                <w:bCs/>
+                <w:sz w:val="24"/>
+                <w:szCs w:val="24"/>
+              </w:rPr>
+            </w:pPr>
+            <w:r>
+              <w:rPr>
+                <w:rFonts w:eastAsia="宋体" w:cs="宋体" w:ascii="宋体" w:hAnsi="宋体"/>
+                <w:b/>
+                <w:bCs/>
+                <w:sz w:val="24"/>
+                <w:szCs w:val="24"/>
+              </w:rPr>
+              <w:t>Emulsion Appearance</w:t>
+            </w:r>
+          </w:p>
+        </w:tc>
+        <w:tc>
+          <w:tcPr>
+            <w:tcW w:w="1842" w:type="dxa"/>
             <w:tcBorders>
               <w:top w:val="single" w:sz="4" w:space="0" w:color="000000"/>
               <w:start w:val="single" w:sz="4" w:space="0" w:color="000000"/>
@@ -817,56 +853,6 @@
               <w:spacing w:lineRule="atLeast" w:line="375"/>
               <w:jc w:val="center"/>
               <w:rPr>
-                <w:rFonts w:ascii="Times New Roman" w:hAnsi="Times New Roman" w:eastAsia="Times New Roman" w:cs="Times New Roman"/>
-                <w:b w:val="false"/>
-                <w:bCs w:val="false"/>
-                <w:sz w:val="24"/>
-              </w:rPr>
-            </w:pPr>
-            <w:r>
-              <w:rPr>
-                <w:rFonts w:cs="宋体" w:hint="eastAsia"/>
-                <w:b w:val="false"/>
-                <w:bCs w:val="false"/>
-                <w:color w:val="000000"/>
-                <w:kern w:val="0"/>
-                <w:sz w:val="24"/>
-                <w:szCs w:val="24"/>
-              </w:rPr>
-              <w:t>乳液</w:t>
-            </w:r>
-            <w:r>
-              <w:rPr>
-                <w:rFonts w:cs="宋体"/>
-                <w:b w:val="false"/>
-                <w:bCs w:val="false"/>
-                <w:color w:val="000000"/>
-                <w:kern w:val="0"/>
-                <w:sz w:val="24"/>
-                <w:szCs w:val="24"/>
-              </w:rPr>
-              <w:t>外观</w:t>
-            </w:r>
-          </w:p>
-        </w:tc>
-        <w:tc>
-          <w:tcPr>
-            <w:tcW w:w="2035" w:type="dxa"/>
-            <w:tcBorders>
-              <w:top w:val="single" w:sz="4" w:space="0" w:color="000000"/>
-              <w:start w:val="single" w:sz="4" w:space="0" w:color="000000"/>
-              <w:bottom w:val="single" w:sz="4" w:space="0" w:color="000000"/>
-              <w:end w:val="single" w:sz="4" w:space="0" w:color="000000"/>
-            </w:tcBorders>
-            <w:vAlign w:val="center"/>
-          </w:tcPr>
-          <w:p>
-            <w:pPr>
-              <w:pStyle w:val="Normal"/>
-              <w:widowControl/>
-              <w:spacing w:lineRule="atLeast" w:line="375"/>
-              <w:jc w:val="center"/>
-              <w:rPr>
                 <w:rFonts w:ascii="Times New Roman" w:hAnsi="Times New Roman" w:cs="Times New Roman" w:hint="eastAsia"/>
                 <w:b w:val="false"/>
                 <w:bCs w:val="false"/>
@@ -889,7 +875,7 @@
         </w:tc>
         <w:tc>
           <w:tcPr>
-            <w:tcW w:w="1022" w:type="dxa"/>
+            <w:tcW w:w="1174" w:type="dxa"/>
             <w:tcBorders>
               <w:top w:val="single" w:sz="4" w:space="0" w:color="000000"/>
               <w:start w:val="single" w:sz="4" w:space="0" w:color="000000"/>
@@ -924,7 +910,7 @@
         </w:tc>
         <w:tc>
           <w:tcPr>
-            <w:tcW w:w="3191" w:type="dxa"/>
+            <w:tcW w:w="2706" w:type="dxa"/>
             <w:tcBorders>
               <w:top w:val="single" w:sz="4" w:space="0" w:color="000000"/>
               <w:start w:val="single" w:sz="4" w:space="0" w:color="000000"/>
@@ -967,7 +953,43 @@
         </w:trPr>
         <w:tc>
           <w:tcPr>
-            <w:tcW w:w="2240" w:type="dxa"/>
+            <w:tcW w:w="2766" w:type="dxa"/>
+            <w:tcBorders>
+              <w:top w:val="single" w:sz="4" w:space="0" w:color="000000"/>
+              <w:start w:val="single" w:sz="4" w:space="0" w:color="000000"/>
+              <w:bottom w:val="single" w:sz="4" w:space="0" w:color="000000"/>
+              <w:end w:val="single" w:sz="4" w:space="0" w:color="000000"/>
+            </w:tcBorders>
+            <w:vAlign w:val="center"/>
+          </w:tcPr>
+          <w:p>
+            <w:pPr>
+              <w:pStyle w:val="Normal"/>
+              <w:spacing w:lineRule="atLeast" w:line="0"/>
+              <w:jc w:val="center"/>
+              <w:rPr>
+                <w:rFonts w:ascii="宋体" w:hAnsi="宋体" w:eastAsia="宋体" w:cs="宋体"/>
+                <w:b/>
+                <w:bCs/>
+                <w:sz w:val="24"/>
+                <w:szCs w:val="24"/>
+              </w:rPr>
+            </w:pPr>
+            <w:r>
+              <w:rPr>
+                <w:rFonts w:eastAsia="宋体" w:cs="宋体" w:ascii="宋体" w:hAnsi="宋体"/>
+                <w:b/>
+                <w:bCs/>
+                <w:sz w:val="24"/>
+                <w:szCs w:val="24"/>
+              </w:rPr>
+              <w:t>Epoxy Equivalent Weight</w:t>
+            </w:r>
+          </w:p>
+        </w:tc>
+        <w:tc>
+          <w:tcPr>
+            <w:tcW w:w="1842" w:type="dxa"/>
             <w:tcBorders>
               <w:top w:val="single" w:sz="4" w:space="0" w:color="000000"/>
               <w:start w:val="single" w:sz="4" w:space="0" w:color="000000"/>
@@ -983,7 +1005,7 @@
               <w:spacing w:lineRule="atLeast" w:line="375"/>
               <w:jc w:val="center"/>
               <w:rPr>
-                <w:rFonts w:ascii="Times New Roman" w:hAnsi="Times New Roman" w:eastAsia="Times New Roman" w:cs="Times New Roman"/>
+                <w:rFonts w:ascii="Times New Roman" w:hAnsi="Times New Roman" w:cs="Times New Roman" w:hint="eastAsia"/>
                 <w:b w:val="false"/>
                 <w:bCs w:val="false"/>
                 <w:sz w:val="24"/>
@@ -999,37 +1021,13 @@
                 <w:sz w:val="24"/>
                 <w:szCs w:val="24"/>
               </w:rPr>
-              <w:t>环氧当量（</w:t>
-            </w:r>
-            <w:r>
-              <w:rPr>
-                <w:rFonts w:cs="宋体" w:hint="eastAsia"/>
-                <w:b w:val="false"/>
-                <w:bCs w:val="false"/>
-                <w:color w:val="000000"/>
-                <w:kern w:val="0"/>
-                <w:sz w:val="24"/>
-                <w:szCs w:val="24"/>
-              </w:rPr>
-              <w:t>EEW</w:t>
-            </w:r>
-            <w:r>
-              <w:rPr>
-                <w:rFonts w:cs="宋体" w:hint="eastAsia"/>
-                <w:b w:val="false"/>
-                <w:bCs w:val="false"/>
-                <w:color w:val="000000"/>
-                <w:kern w:val="0"/>
-                <w:sz w:val="24"/>
-                <w:szCs w:val="24"/>
-              </w:rPr>
-              <w:t>）</w:t>
+              <w:t>900-1100</w:t>
             </w:r>
           </w:p>
         </w:tc>
         <w:tc>
           <w:tcPr>
-            <w:tcW w:w="2035" w:type="dxa"/>
+            <w:tcW w:w="1174" w:type="dxa"/>
             <w:tcBorders>
               <w:top w:val="single" w:sz="4" w:space="0" w:color="000000"/>
               <w:start w:val="single" w:sz="4" w:space="0" w:color="000000"/>
@@ -1061,51 +1059,13 @@
                 <w:sz w:val="24"/>
                 <w:szCs w:val="24"/>
               </w:rPr>
-              <w:t>900-1100</w:t>
-            </w:r>
-          </w:p>
-        </w:tc>
-        <w:tc>
-          <w:tcPr>
-            <w:tcW w:w="1022" w:type="dxa"/>
-            <w:tcBorders>
-              <w:top w:val="single" w:sz="4" w:space="0" w:color="000000"/>
-              <w:start w:val="single" w:sz="4" w:space="0" w:color="000000"/>
-              <w:bottom w:val="single" w:sz="4" w:space="0" w:color="000000"/>
-              <w:end w:val="single" w:sz="4" w:space="0" w:color="000000"/>
-            </w:tcBorders>
-            <w:vAlign w:val="center"/>
-          </w:tcPr>
-          <w:p>
-            <w:pPr>
-              <w:pStyle w:val="Normal"/>
-              <w:widowControl/>
-              <w:spacing w:lineRule="atLeast" w:line="375"/>
-              <w:jc w:val="center"/>
-              <w:rPr>
-                <w:rFonts w:ascii="Times New Roman" w:hAnsi="Times New Roman" w:cs="Times New Roman" w:hint="eastAsia"/>
-                <w:b w:val="false"/>
-                <w:bCs w:val="false"/>
-                <w:sz w:val="24"/>
-              </w:rPr>
-            </w:pPr>
-            <w:r>
-              <w:rPr>
-                <w:rFonts w:cs="宋体" w:hint="eastAsia"/>
-                <w:b w:val="false"/>
-                <w:bCs w:val="false"/>
-                <w:color w:val="000000"/>
-                <w:kern w:val="0"/>
-                <w:sz w:val="24"/>
-                <w:szCs w:val="24"/>
-              </w:rPr>
               <w:t>g/mol</w:t>
             </w:r>
           </w:p>
         </w:tc>
         <w:tc>
           <w:tcPr>
-            <w:tcW w:w="3191" w:type="dxa"/>
+            <w:tcW w:w="2706" w:type="dxa"/>
             <w:tcBorders>
               <w:top w:val="single" w:sz="4" w:space="0" w:color="000000"/>
               <w:start w:val="single" w:sz="4" w:space="0" w:color="000000"/>
@@ -1145,7 +1105,43 @@
         </w:trPr>
         <w:tc>
           <w:tcPr>
-            <w:tcW w:w="2240" w:type="dxa"/>
+            <w:tcW w:w="2766" w:type="dxa"/>
+            <w:tcBorders>
+              <w:top w:val="single" w:sz="4" w:space="0" w:color="000000"/>
+              <w:start w:val="single" w:sz="4" w:space="0" w:color="000000"/>
+              <w:bottom w:val="single" w:sz="4" w:space="0" w:color="000000"/>
+              <w:end w:val="single" w:sz="4" w:space="0" w:color="000000"/>
+            </w:tcBorders>
+            <w:vAlign w:val="center"/>
+          </w:tcPr>
+          <w:p>
+            <w:pPr>
+              <w:pStyle w:val="Normal"/>
+              <w:spacing w:lineRule="atLeast" w:line="0"/>
+              <w:jc w:val="center"/>
+              <w:rPr>
+                <w:rFonts w:ascii="宋体" w:hAnsi="宋体" w:eastAsia="宋体" w:cs="宋体"/>
+                <w:b/>
+                <w:bCs/>
+                <w:sz w:val="24"/>
+                <w:szCs w:val="24"/>
+              </w:rPr>
+            </w:pPr>
+            <w:r>
+              <w:rPr>
+                <w:rFonts w:eastAsia="宋体" w:cs="宋体" w:ascii="宋体" w:hAnsi="宋体"/>
+                <w:b/>
+                <w:bCs/>
+                <w:sz w:val="24"/>
+                <w:szCs w:val="24"/>
+              </w:rPr>
+              <w:t>Solids Content</w:t>
+            </w:r>
+          </w:p>
+        </w:tc>
+        <w:tc>
+          <w:tcPr>
+            <w:tcW w:w="1842" w:type="dxa"/>
             <w:tcBorders>
               <w:top w:val="single" w:sz="4" w:space="0" w:color="000000"/>
               <w:start w:val="single" w:sz="4" w:space="0" w:color="000000"/>
@@ -1161,7 +1157,7 @@
               <w:spacing w:lineRule="atLeast" w:line="375"/>
               <w:jc w:val="center"/>
               <w:rPr>
-                <w:rFonts w:ascii="宋体" w:hAnsi="宋体" w:cs="宋体"/>
+                <w:rFonts w:ascii="Times New Roman" w:hAnsi="Times New Roman" w:cs="Times New Roman" w:hint="eastAsia"/>
                 <w:b w:val="false"/>
                 <w:bCs w:val="false"/>
                 <w:sz w:val="24"/>
@@ -1169,7 +1165,7 @@
             </w:pPr>
             <w:r>
               <w:rPr>
-                <w:rFonts w:cs="宋体"/>
+                <w:rFonts w:cs="宋体" w:hint="eastAsia"/>
                 <w:b w:val="false"/>
                 <w:bCs w:val="false"/>
                 <w:color w:val="000000"/>
@@ -1177,25 +1173,13 @@
                 <w:sz w:val="24"/>
                 <w:szCs w:val="24"/>
               </w:rPr>
-              <w:t>固</w:t>
-            </w:r>
-            <w:r>
-              <w:rPr>
-                <w:rFonts w:cs="宋体" w:hint="eastAsia"/>
-                <w:b w:val="false"/>
-                <w:bCs w:val="false"/>
-                <w:color w:val="000000"/>
-                <w:kern w:val="0"/>
-                <w:sz w:val="24"/>
-                <w:szCs w:val="24"/>
-              </w:rPr>
-              <w:t>含量</w:t>
+              <w:t>53±2</w:t>
             </w:r>
           </w:p>
         </w:tc>
         <w:tc>
           <w:tcPr>
-            <w:tcW w:w="2035" w:type="dxa"/>
+            <w:tcW w:w="1174" w:type="dxa"/>
             <w:tcBorders>
               <w:top w:val="single" w:sz="4" w:space="0" w:color="000000"/>
               <w:start w:val="single" w:sz="4" w:space="0" w:color="000000"/>
@@ -1219,7 +1203,7 @@
             </w:pPr>
             <w:r>
               <w:rPr>
-                <w:rFonts w:cs="宋体" w:hint="eastAsia"/>
+                <w:rFonts w:cs="宋体"/>
                 <w:b w:val="false"/>
                 <w:bCs w:val="false"/>
                 <w:color w:val="000000"/>
@@ -1227,13 +1211,13 @@
                 <w:sz w:val="24"/>
                 <w:szCs w:val="24"/>
               </w:rPr>
-              <w:t>53±2</w:t>
+              <w:t>%</w:t>
             </w:r>
           </w:p>
         </w:tc>
         <w:tc>
           <w:tcPr>
-            <w:tcW w:w="1022" w:type="dxa"/>
+            <w:tcW w:w="2706" w:type="dxa"/>
             <w:tcBorders>
               <w:top w:val="single" w:sz="4" w:space="0" w:color="000000"/>
               <w:start w:val="single" w:sz="4" w:space="0" w:color="000000"/>
@@ -1257,7 +1241,7 @@
             </w:pPr>
             <w:r>
               <w:rPr>
-                <w:rFonts w:cs="宋体"/>
+                <w:rFonts w:cs="宋体" w:hint="eastAsia"/>
                 <w:b w:val="false"/>
                 <w:bCs w:val="false"/>
                 <w:color w:val="000000"/>
@@ -1265,13 +1249,66 @@
                 <w:sz w:val="24"/>
                 <w:szCs w:val="24"/>
               </w:rPr>
-              <w:t>%</w:t>
+              <w:t>150℃30min</w:t>
+            </w:r>
+            <w:r>
+              <w:rPr>
+                <w:rFonts w:cs="宋体" w:hint="eastAsia"/>
+                <w:b w:val="false"/>
+                <w:bCs w:val="false"/>
+                <w:color w:val="000000"/>
+                <w:kern w:val="0"/>
+                <w:sz w:val="24"/>
+                <w:szCs w:val="24"/>
+              </w:rPr>
+              <w:t>，鼓风烘箱</w:t>
+            </w:r>
+          </w:p>
+        </w:tc>
+      </w:tr>
+      <w:tr>
+        <w:trPr>
+          <w:trHeight w:val="390" w:hRule="atLeast"/>
+        </w:trPr>
+        <w:tc>
+          <w:tcPr>
+            <w:tcW w:w="2766" w:type="dxa"/>
+            <w:tcBorders>
+              <w:top w:val="single" w:sz="4" w:space="0" w:color="000000"/>
+              <w:start w:val="single" w:sz="4" w:space="0" w:color="000000"/>
+              <w:bottom w:val="single" w:sz="4" w:space="0" w:color="000000"/>
+              <w:end w:val="single" w:sz="4" w:space="0" w:color="000000"/>
+            </w:tcBorders>
+            <w:vAlign w:val="center"/>
+          </w:tcPr>
+          <w:p>
+            <w:pPr>
+              <w:pStyle w:val="Normal"/>
+              <w:spacing w:lineRule="atLeast" w:line="0"/>
+              <w:jc w:val="center"/>
+              <w:rPr>
+                <w:rFonts w:ascii="宋体" w:hAnsi="宋体" w:eastAsia="宋体" w:cs="宋体"/>
+                <w:b/>
+                <w:bCs/>
+                <w:sz w:val="24"/>
+                <w:szCs w:val="24"/>
+              </w:rPr>
+            </w:pPr>
+            <w:r>
+              <w:rPr>
+                <w:rFonts w:eastAsia="宋体" w:cs="宋体" w:ascii="宋体" w:hAnsi="宋体"/>
+                <w:b/>
+                <w:bCs/>
+                <w:sz w:val="24"/>
+                <w:szCs w:val="24"/>
+              </w:rPr>
+              <w:t>pH Value (25°C)</w:t>
             </w:r>
           </w:p>
         </w:tc>
         <w:tc>
           <w:tcPr>
-            <w:tcW w:w="3191" w:type="dxa"/>
+            <w:tcW w:w="1842" w:type="dxa"/>
             <w:tcBorders>
               <w:top w:val="single" w:sz="4" w:space="0" w:color="000000"/>
               <w:start w:val="single" w:sz="4" w:space="0" w:color="000000"/>
@@ -1287,147 +1324,6 @@
               <w:spacing w:lineRule="atLeast" w:line="375"/>
               <w:jc w:val="center"/>
               <w:rPr>
-                <w:rFonts w:ascii="Times New Roman" w:hAnsi="Times New Roman" w:cs="Times New Roman" w:hint="eastAsia"/>
-                <w:b w:val="false"/>
-                <w:bCs w:val="false"/>
-                <w:sz w:val="24"/>
-              </w:rPr>
-            </w:pPr>
-            <w:r>
-              <w:rPr>
-                <w:rFonts w:cs="宋体" w:hint="eastAsia"/>
-                <w:b w:val="false"/>
-                <w:bCs w:val="false"/>
-                <w:color w:val="000000"/>
-                <w:kern w:val="0"/>
-                <w:sz w:val="24"/>
-                <w:szCs w:val="24"/>
-              </w:rPr>
-              <w:t>150℃30min</w:t>
-            </w:r>
-            <w:r>
-              <w:rPr>
-                <w:rFonts w:cs="宋体" w:hint="eastAsia"/>
-                <w:b w:val="false"/>
-                <w:bCs w:val="false"/>
-                <w:color w:val="000000"/>
-                <w:kern w:val="0"/>
-                <w:sz w:val="24"/>
-                <w:szCs w:val="24"/>
-              </w:rPr>
-              <w:t>，鼓风烘箱</w:t>
-            </w:r>
-          </w:p>
-        </w:tc>
-      </w:tr>
-      <w:tr>
-        <w:trPr>
-          <w:trHeight w:val="390" w:hRule="atLeast"/>
-        </w:trPr>
-        <w:tc>
-          <w:tcPr>
-            <w:tcW w:w="2240" w:type="dxa"/>
-            <w:tcBorders>
-              <w:top w:val="single" w:sz="4" w:space="0" w:color="000000"/>
-              <w:start w:val="single" w:sz="4" w:space="0" w:color="000000"/>
-              <w:bottom w:val="single" w:sz="4" w:space="0" w:color="000000"/>
-              <w:end w:val="single" w:sz="4" w:space="0" w:color="000000"/>
-            </w:tcBorders>
-            <w:vAlign w:val="center"/>
-          </w:tcPr>
-          <w:p>
-            <w:pPr>
-              <w:pStyle w:val="Normal"/>
-              <w:widowControl/>
-              <w:spacing w:lineRule="atLeast" w:line="375"/>
-              <w:jc w:val="center"/>
-              <w:rPr>
-                <w:rFonts w:ascii="宋体" w:hAnsi="宋体" w:cs="宋体"/>
-                <w:b w:val="false"/>
-                <w:bCs w:val="false"/>
-                <w:sz w:val="24"/>
-              </w:rPr>
-            </w:pPr>
-            <w:r>
-              <w:rPr>
-                <w:rFonts w:cs="宋体" w:hint="eastAsia"/>
-                <w:b w:val="false"/>
-                <w:bCs w:val="false"/>
-                <w:color w:val="000000"/>
-                <w:kern w:val="0"/>
-                <w:sz w:val="24"/>
-                <w:szCs w:val="24"/>
-              </w:rPr>
-              <w:t>PH</w:t>
-            </w:r>
-            <w:r>
-              <w:rPr>
-                <w:rFonts w:cs="宋体" w:hint="eastAsia"/>
-                <w:b w:val="false"/>
-                <w:bCs w:val="false"/>
-                <w:color w:val="000000"/>
-                <w:kern w:val="0"/>
-                <w:sz w:val="24"/>
-                <w:szCs w:val="24"/>
-              </w:rPr>
-              <w:t>值</w:t>
-            </w:r>
-            <w:r>
-              <w:rPr>
-                <w:rFonts w:ascii="Times New Roman" w:hAnsi="Times New Roman" w:cs="Times New Roman"/>
-                <w:b w:val="false"/>
-                <w:bCs w:val="false"/>
-                <w:color w:val="000000"/>
-                <w:kern w:val="0"/>
-                <w:sz w:val="24"/>
-                <w:szCs w:val="24"/>
-              </w:rPr>
-              <w:t>（</w:t>
-            </w:r>
-            <w:r>
-              <w:rPr>
-                <w:rFonts w:cs="Times New Roman"/>
-                <w:b w:val="false"/>
-                <w:bCs w:val="false"/>
-                <w:color w:val="000000"/>
-                <w:kern w:val="0"/>
-                <w:sz w:val="24"/>
-                <w:szCs w:val="24"/>
-              </w:rPr>
-              <w:t>25℃</w:t>
-            </w:r>
-            <w:r>
-              <w:rPr>
-                <w:rFonts w:ascii="Times New Roman" w:hAnsi="Times New Roman" w:cs="Times New Roman"/>
-                <w:b w:val="false"/>
-                <w:bCs w:val="false"/>
-                <w:color w:val="000000"/>
-                <w:kern w:val="0"/>
-                <w:sz w:val="24"/>
-                <w:szCs w:val="24"/>
-              </w:rPr>
-              <w:t>）</w:t>
-            </w:r>
-          </w:p>
-        </w:tc>
-        <w:tc>
-          <w:tcPr>
-            <w:tcW w:w="2035" w:type="dxa"/>
-            <w:tcBorders>
-              <w:top w:val="single" w:sz="4" w:space="0" w:color="000000"/>
-              <w:start w:val="single" w:sz="4" w:space="0" w:color="000000"/>
-              <w:bottom w:val="single" w:sz="4" w:space="0" w:color="000000"/>
-              <w:end w:val="single" w:sz="4" w:space="0" w:color="000000"/>
-            </w:tcBorders>
-            <w:vAlign w:val="center"/>
-          </w:tcPr>
-          <w:p>
-            <w:pPr>
-              <w:pStyle w:val="Normal"/>
-              <w:widowControl/>
-              <w:spacing w:lineRule="atLeast" w:line="375"/>
-              <w:jc w:val="center"/>
-              <w:rPr>
                 <w:rFonts w:ascii="宋体" w:hAnsi="宋体" w:cs="宋体"/>
                 <w:b w:val="false"/>
                 <w:bCs w:val="false"/>
@@ -1450,7 +1346,7 @@
         </w:tc>
         <w:tc>
           <w:tcPr>
-            <w:tcW w:w="1022" w:type="dxa"/>
+            <w:tcW w:w="1174" w:type="dxa"/>
             <w:tcBorders>
               <w:top w:val="single" w:sz="4" w:space="0" w:color="000000"/>
               <w:start w:val="single" w:sz="4" w:space="0" w:color="000000"/>
@@ -1485,7 +1381,7 @@
         </w:tc>
         <w:tc>
           <w:tcPr>
-            <w:tcW w:w="3191" w:type="dxa"/>
+            <w:tcW w:w="2706" w:type="dxa"/>
             <w:tcBorders>
               <w:top w:val="single" w:sz="4" w:space="0" w:color="000000"/>
               <w:start w:val="single" w:sz="4" w:space="0" w:color="000000"/>
@@ -1528,7 +1424,7 @@
         </w:trPr>
         <w:tc>
           <w:tcPr>
-            <w:tcW w:w="2240" w:type="dxa"/>
+            <w:tcW w:w="2766" w:type="dxa"/>
             <w:tcBorders>
               <w:top w:val="single" w:sz="4" w:space="0" w:color="000000"/>
               <w:start w:val="single" w:sz="4" w:space="0" w:color="000000"/>
@@ -1552,45 +1448,19 @@
             </w:pPr>
             <w:r>
               <w:rPr>
-                <w:rFonts w:cs="宋体" w:hint="eastAsia"/>
-                <w:b w:val="false"/>
-                <w:bCs w:val="false"/>
-                <w:color w:val="000000"/>
-                <w:kern w:val="0"/>
-                <w:sz w:val="24"/>
-                <w:szCs w:val="24"/>
-              </w:rPr>
-              <w:t>粘度（</w:t>
-            </w:r>
-            <w:r>
-              <w:rPr>
-                <w:rFonts w:cs="宋体" w:hint="eastAsia"/>
-                <w:b w:val="false"/>
-                <w:bCs w:val="false"/>
-                <w:color w:val="000000"/>
-                <w:kern w:val="0"/>
-                <w:sz w:val="24"/>
-                <w:szCs w:val="24"/>
-              </w:rPr>
-              <w:t>25℃</w:t>
-            </w:r>
-            <w:r>
-              <w:rPr>
-                <w:rFonts w:cs="宋体" w:hint="eastAsia"/>
-                <w:b w:val="false"/>
-                <w:bCs w:val="false"/>
-                <w:color w:val="000000"/>
-                <w:kern w:val="0"/>
-                <w:sz w:val="24"/>
-                <w:szCs w:val="24"/>
-              </w:rPr>
-              <w:t>）</w:t>
+                <w:rFonts w:eastAsia="宋体" w:cs="宋体" w:ascii="宋体" w:hAnsi="宋体"/>
+                <w:b/>
+                <w:bCs/>
+                <w:sz w:val="24"/>
+                <w:szCs w:val="24"/>
+              </w:rPr>
+              <w:t>Viscosity (25°C)</w:t>
             </w:r>
           </w:p>
         </w:tc>
         <w:tc>
           <w:tcPr>
-            <w:tcW w:w="2035" w:type="dxa"/>
+            <w:tcW w:w="1842" w:type="dxa"/>
             <w:tcBorders>
               <w:top w:val="single" w:sz="4" w:space="0" w:color="000000"/>
               <w:start w:val="single" w:sz="4" w:space="0" w:color="000000"/>
@@ -1628,7 +1498,7 @@
         </w:tc>
         <w:tc>
           <w:tcPr>
-            <w:tcW w:w="1022" w:type="dxa"/>
+            <w:tcW w:w="1174" w:type="dxa"/>
             <w:tcBorders>
               <w:top w:val="single" w:sz="4" w:space="0" w:color="000000"/>
               <w:start w:val="single" w:sz="4" w:space="0" w:color="000000"/>
@@ -1666,7 +1536,7 @@
         </w:tc>
         <w:tc>
           <w:tcPr>
-            <w:tcW w:w="3191" w:type="dxa"/>
+            <w:tcW w:w="2706" w:type="dxa"/>
             <w:tcBorders>
               <w:top w:val="single" w:sz="4" w:space="0" w:color="000000"/>
               <w:start w:val="single" w:sz="4" w:space="0" w:color="000000"/>

--- a/TDS Skill/templates/active/TDS_EN_冠志模板.docx
+++ b/TDS Skill/templates/active/TDS_EN_冠志模板.docx
@@ -1650,16 +1650,12 @@
     <w:p>
       <w:pPr>
         <w:pStyle w:val="Normal"/>
-        <w:numPr>
-          <w:ilvl w:val="0"/>
-          <w:numId w:val="1"/>
-        </w:numPr>
         <w:tabs>
           <w:tab w:val="clear" w:pos="720"/>
           <w:tab w:val="left" w:pos="840" w:leader="none"/>
         </w:tabs>
         <w:spacing w:lineRule="atLeast" w:line="0"/>
-        <w:ind w:hanging="366" w:start="840" w:end="0"/>
+        <w:ind w:firstLineChars="0" w:firstLine="0" w:startChars="0" w:start="0" w:endChars="0" w:end="0"/>
         <w:jc w:val="both"/>
         <w:rPr>
           <w:rFonts w:ascii="Times New Roman" w:hAnsi="Times New Roman" w:eastAsia="Times New Roman" w:cs="Times New Roman"/>
@@ -1693,16 +1689,12 @@
     <w:p>
       <w:pPr>
         <w:pStyle w:val="Normal"/>
-        <w:numPr>
-          <w:ilvl w:val="0"/>
-          <w:numId w:val="1"/>
-        </w:numPr>
         <w:tabs>
           <w:tab w:val="clear" w:pos="720"/>
           <w:tab w:val="left" w:pos="840" w:leader="none"/>
         </w:tabs>
         <w:spacing w:lineRule="atLeast" w:line="0"/>
-        <w:ind w:hanging="366" w:start="840" w:end="0"/>
+        <w:ind w:firstLineChars="0" w:firstLine="0" w:startChars="0" w:start="0" w:endChars="0" w:end="0"/>
         <w:jc w:val="both"/>
         <w:rPr>
           <w:rFonts w:ascii="Times New Roman" w:hAnsi="Times New Roman" w:eastAsia="Times New Roman" w:cs="Times New Roman"/>
@@ -2083,6 +2075,7 @@
     <w:lvl w:ilvl="0">
       <w:start w:val="1"/>
       <w:numFmt w:val="decimal"/>
+      <w:suff w:val="space"/>
       <w:lvlText w:val="%1."/>
       <w:lvlJc w:val="start"/>
       <w:pPr>
@@ -2091,126 +2084,6 @@
         </w:tabs>
         <w:ind w:start="0" w:hanging="0"/>
       </w:pPr>
-    </w:lvl>
-    <w:lvl w:ilvl="1">
-      <w:start w:val="1"/>
-      <w:numFmt w:val="bullet"/>
-      <w:lvlText w:val=""/>
-      <w:lvlJc w:val="start"/>
-      <w:pPr>
-        <w:tabs>
-          <w:tab w:val="num" w:pos="0"/>
-        </w:tabs>
-        <w:ind w:start="0" w:hanging="0"/>
-      </w:pPr>
-      <w:rPr>
-        <w:rFonts w:ascii="Symbol" w:hAnsi="Symbol" w:cs="Symbol" w:hint="default"/>
-      </w:rPr>
-    </w:lvl>
-    <w:lvl w:ilvl="2">
-      <w:start w:val="1"/>
-      <w:numFmt w:val="bullet"/>
-      <w:lvlText w:val=""/>
-      <w:lvlJc w:val="start"/>
-      <w:pPr>
-        <w:tabs>
-          <w:tab w:val="num" w:pos="0"/>
-        </w:tabs>
-        <w:ind w:start="0" w:hanging="0"/>
-      </w:pPr>
-      <w:rPr>
-        <w:rFonts w:ascii="Symbol" w:hAnsi="Symbol" w:cs="Symbol" w:hint="default"/>
-      </w:rPr>
-    </w:lvl>
-    <w:lvl w:ilvl="3">
-      <w:start w:val="1"/>
-      <w:numFmt w:val="bullet"/>
-      <w:lvlText w:val=""/>
-      <w:lvlJc w:val="start"/>
-      <w:pPr>
-        <w:tabs>
-          <w:tab w:val="num" w:pos="0"/>
-        </w:tabs>
-        <w:ind w:start="0" w:hanging="0"/>
-      </w:pPr>
-      <w:rPr>
-        <w:rFonts w:ascii="Symbol" w:hAnsi="Symbol" w:cs="Symbol" w:hint="default"/>
-      </w:rPr>
-    </w:lvl>
-    <w:lvl w:ilvl="4">
-      <w:start w:val="1"/>
-      <w:numFmt w:val="bullet"/>
-      <w:lvlText w:val=""/>
-      <w:lvlJc w:val="start"/>
-      <w:pPr>
-        <w:tabs>
-          <w:tab w:val="num" w:pos="0"/>
-        </w:tabs>
-        <w:ind w:start="0" w:hanging="0"/>
-      </w:pPr>
-      <w:rPr>
-        <w:rFonts w:ascii="Symbol" w:hAnsi="Symbol" w:cs="Symbol" w:hint="default"/>
-      </w:rPr>
-    </w:lvl>
-    <w:lvl w:ilvl="5">
-      <w:start w:val="1"/>
-      <w:numFmt w:val="bullet"/>
-      <w:lvlText w:val=""/>
-      <w:lvlJc w:val="start"/>
-      <w:pPr>
-        <w:tabs>
-          <w:tab w:val="num" w:pos="0"/>
-        </w:tabs>
-        <w:ind w:start="0" w:hanging="0"/>
-      </w:pPr>
-      <w:rPr>
-        <w:rFonts w:ascii="Symbol" w:hAnsi="Symbol" w:cs="Symbol" w:hint="default"/>
-      </w:rPr>
-    </w:lvl>
-    <w:lvl w:ilvl="6">
-      <w:start w:val="1"/>
-      <w:numFmt w:val="bullet"/>
-      <w:lvlText w:val=""/>
-      <w:lvlJc w:val="start"/>
-      <w:pPr>
-        <w:tabs>
-          <w:tab w:val="num" w:pos="0"/>
-        </w:tabs>
-        <w:ind w:start="0" w:hanging="0"/>
-      </w:pPr>
-      <w:rPr>
-        <w:rFonts w:ascii="Symbol" w:hAnsi="Symbol" w:cs="Symbol" w:hint="default"/>
-      </w:rPr>
-    </w:lvl>
-    <w:lvl w:ilvl="7">
-      <w:start w:val="1"/>
-      <w:numFmt w:val="bullet"/>
-      <w:lvlText w:val=""/>
-      <w:lvlJc w:val="start"/>
-      <w:pPr>
-        <w:tabs>
-          <w:tab w:val="num" w:pos="0"/>
-        </w:tabs>
-        <w:ind w:start="0" w:hanging="0"/>
-      </w:pPr>
-      <w:rPr>
-        <w:rFonts w:ascii="Symbol" w:hAnsi="Symbol" w:cs="Symbol" w:hint="default"/>
-      </w:rPr>
-    </w:lvl>
-    <w:lvl w:ilvl="8">
-      <w:start w:val="1"/>
-      <w:numFmt w:val="bullet"/>
-      <w:lvlText w:val=""/>
-      <w:lvlJc w:val="start"/>
-      <w:pPr>
-        <w:tabs>
-          <w:tab w:val="num" w:pos="0"/>
-        </w:tabs>
-        <w:ind w:start="0" w:hanging="0"/>
-      </w:pPr>
-      <w:rPr>
-        <w:rFonts w:ascii="Symbol" w:hAnsi="Symbol" w:cs="Symbol" w:hint="default"/>
-      </w:rPr>
     </w:lvl>
   </w:abstractNum>
   <w:abstractNum w:abstractNumId="2">

--- a/TDS Skill/templates/active/TDS_EN_冠志模板.docx
+++ b/TDS Skill/templates/active/TDS_EN_冠志模板.docx
@@ -310,20 +310,20 @@
       <w:pPr>
         <w:pStyle w:val="Normal"/>
         <w:spacing w:lineRule="atLeast" w:line="0"/>
-        <w:ind w:start="3020" w:end="0"/>
-        <w:rPr>
-          <w:rFonts w:ascii="Times New Roman" w:hAnsi="Times New Roman" w:cs="Times New Roman" w:hint="eastAsia"/>
+        <w:jc w:val="center"/>
+        <w:rPr>
+          <w:rFonts w:ascii="Times New Roman" w:hAnsi="Times New Roman" w:eastAsia="宋体" w:cs="Times New Roman"/>
           <w:b/>
           <w:sz w:val="32"/>
         </w:rPr>
       </w:pPr>
       <w:r>
         <w:rPr>
-          <w:rFonts w:ascii="Times New Roman" w:hAnsi="Times New Roman" w:cs="Times New Roman" w:hint="eastAsia"/>
+          <w:rFonts w:cs="Times New Roman"/>
           <w:b/>
           <w:sz w:val="32"/>
         </w:rPr>
-        <w:t>水性环氧分散体</w:t>
+        <w:t xml:space="preserve">Water-based </w:t>
       </w:r>
       <w:r>
         <w:rPr>
@@ -331,7 +331,23 @@
           <w:b/>
           <w:sz w:val="32"/>
         </w:rPr>
-        <w:t>EP-1704</w:t>
+        <w:t>polyurethane</w:t>
+      </w:r>
+      <w:r>
+        <w:rPr>
+          <w:rFonts w:cs="Times New Roman"/>
+          <w:b/>
+          <w:sz w:val="32"/>
+        </w:rPr>
+        <w:t xml:space="preserve"> dispersion </w:t>
+      </w:r>
+      <w:r>
+        <w:rPr>
+          <w:rFonts w:cs="Times New Roman" w:hint="eastAsia"/>
+          <w:b/>
+          <w:sz w:val="32"/>
+        </w:rPr>
+        <w:t>PU-2345</w:t>
       </w:r>
     </w:p>
     <w:p>
@@ -345,7 +361,7 @@
       </w:pPr>
       <w:r>
         <w:rPr>
-          <w:rFonts w:eastAsia="Times New Roman" w:cs="Times New Roman" w:hint="eastAsia"/>
+          <w:rFonts w:eastAsia="Times New Roman" w:cs="Times New Roman"/>
           <w:b/>
           <w:sz w:val="24"/>
         </w:rPr>
@@ -618,7 +634,7 @@
     </w:p>
     <w:tbl>
       <w:tblPr>
-        <w:tblW w:w="4400" w:type="pct"/>
+        <w:tblW w:w="4450" w:type="pct"/>
         <w:jc w:val="start"/>
         <w:tblInd w:w="475" w:type="dxa"/>
         <w:tblLayout w:type="fixed"/>
@@ -630,10 +646,10 @@
         </w:tblCellMar>
       </w:tblPr>
       <w:tblGrid>
-        <w:gridCol w:w="2766"/>
-        <w:gridCol w:w="1842"/>
-        <w:gridCol w:w="1174"/>
-        <w:gridCol w:w="2706"/>
+        <w:gridCol w:w="2993"/>
+        <w:gridCol w:w="1910"/>
+        <w:gridCol w:w="1094"/>
+        <w:gridCol w:w="2587"/>
       </w:tblGrid>
       <w:tr>
         <w:trPr>
@@ -641,7 +657,7 @@
         </w:trPr>
         <w:tc>
           <w:tcPr>
-            <w:tcW w:w="2766" w:type="dxa"/>
+            <w:tcW w:w="2993" w:type="dxa"/>
             <w:tcBorders>
               <w:top w:val="single" w:sz="4" w:space="0" w:color="000000"/>
               <w:start w:val="single" w:sz="4" w:space="0" w:color="000000"/>
@@ -676,7 +692,7 @@
         </w:tc>
         <w:tc>
           <w:tcPr>
-            <w:tcW w:w="1842" w:type="dxa"/>
+            <w:tcW w:w="1910" w:type="dxa"/>
             <w:tcBorders>
               <w:top w:val="single" w:sz="4" w:space="0" w:color="000000"/>
               <w:start w:val="single" w:sz="4" w:space="0" w:color="000000"/>
@@ -716,7 +732,7 @@
         </w:tc>
         <w:tc>
           <w:tcPr>
-            <w:tcW w:w="1174" w:type="dxa"/>
+            <w:tcW w:w="1094" w:type="dxa"/>
             <w:tcBorders>
               <w:top w:val="single" w:sz="4" w:space="0" w:color="000000"/>
               <w:start w:val="single" w:sz="4" w:space="0" w:color="000000"/>
@@ -756,7 +772,7 @@
         </w:tc>
         <w:tc>
           <w:tcPr>
-            <w:tcW w:w="2706" w:type="dxa"/>
+            <w:tcW w:w="2587" w:type="dxa"/>
             <w:tcBorders>
               <w:top w:val="single" w:sz="4" w:space="0" w:color="000000"/>
               <w:start w:val="single" w:sz="4" w:space="0" w:color="000000"/>
@@ -801,7 +817,7 @@
         </w:trPr>
         <w:tc>
           <w:tcPr>
-            <w:tcW w:w="2766" w:type="dxa"/>
+            <w:tcW w:w="2993" w:type="dxa"/>
             <w:tcBorders>
               <w:top w:val="single" w:sz="4" w:space="0" w:color="000000"/>
               <w:start w:val="single" w:sz="4" w:space="0" w:color="000000"/>
@@ -816,11 +832,10 @@
               <w:spacing w:lineRule="atLeast" w:line="0"/>
               <w:jc w:val="center"/>
               <w:rPr>
-                <w:rFonts w:ascii="宋体" w:hAnsi="宋体" w:eastAsia="宋体" w:cs="宋体"/>
-                <w:b/>
-                <w:bCs/>
-                <w:sz w:val="24"/>
-                <w:szCs w:val="24"/>
+                <w:rFonts w:ascii="Times New Roman" w:hAnsi="Times New Roman" w:eastAsia="Times New Roman" w:cs="Times New Roman"/>
+                <w:b w:val="false"/>
+                <w:bCs w:val="false"/>
+                <w:sz w:val="24"/>
               </w:rPr>
             </w:pPr>
             <w:r>
@@ -837,7 +852,7 @@
         </w:tc>
         <w:tc>
           <w:tcPr>
-            <w:tcW w:w="1842" w:type="dxa"/>
+            <w:tcW w:w="1910" w:type="dxa"/>
             <w:tcBorders>
               <w:top w:val="single" w:sz="4" w:space="0" w:color="000000"/>
               <w:start w:val="single" w:sz="4" w:space="0" w:color="000000"/>
@@ -875,7 +890,7 @@
         </w:tc>
         <w:tc>
           <w:tcPr>
-            <w:tcW w:w="1174" w:type="dxa"/>
+            <w:tcW w:w="1094" w:type="dxa"/>
             <w:tcBorders>
               <w:top w:val="single" w:sz="4" w:space="0" w:color="000000"/>
               <w:start w:val="single" w:sz="4" w:space="0" w:color="000000"/>
@@ -910,7 +925,7 @@
         </w:tc>
         <w:tc>
           <w:tcPr>
-            <w:tcW w:w="2706" w:type="dxa"/>
+            <w:tcW w:w="2587" w:type="dxa"/>
             <w:tcBorders>
               <w:top w:val="single" w:sz="4" w:space="0" w:color="000000"/>
               <w:start w:val="single" w:sz="4" w:space="0" w:color="000000"/>
@@ -953,7 +968,7 @@
         </w:trPr>
         <w:tc>
           <w:tcPr>
-            <w:tcW w:w="2766" w:type="dxa"/>
+            <w:tcW w:w="2993" w:type="dxa"/>
             <w:tcBorders>
               <w:top w:val="single" w:sz="4" w:space="0" w:color="000000"/>
               <w:start w:val="single" w:sz="4" w:space="0" w:color="000000"/>
@@ -968,11 +983,10 @@
               <w:spacing w:lineRule="atLeast" w:line="0"/>
               <w:jc w:val="center"/>
               <w:rPr>
-                <w:rFonts w:ascii="宋体" w:hAnsi="宋体" w:eastAsia="宋体" w:cs="宋体"/>
-                <w:b/>
-                <w:bCs/>
-                <w:sz w:val="24"/>
-                <w:szCs w:val="24"/>
+                <w:rFonts w:ascii="Times New Roman" w:hAnsi="Times New Roman" w:eastAsia="Times New Roman" w:cs="Times New Roman"/>
+                <w:b w:val="false"/>
+                <w:bCs w:val="false"/>
+                <w:sz w:val="24"/>
               </w:rPr>
             </w:pPr>
             <w:r>
@@ -989,7 +1003,7 @@
         </w:tc>
         <w:tc>
           <w:tcPr>
-            <w:tcW w:w="1842" w:type="dxa"/>
+            <w:tcW w:w="1910" w:type="dxa"/>
             <w:tcBorders>
               <w:top w:val="single" w:sz="4" w:space="0" w:color="000000"/>
               <w:start w:val="single" w:sz="4" w:space="0" w:color="000000"/>
@@ -1027,7 +1041,7 @@
         </w:tc>
         <w:tc>
           <w:tcPr>
-            <w:tcW w:w="1174" w:type="dxa"/>
+            <w:tcW w:w="1094" w:type="dxa"/>
             <w:tcBorders>
               <w:top w:val="single" w:sz="4" w:space="0" w:color="000000"/>
               <w:start w:val="single" w:sz="4" w:space="0" w:color="000000"/>
@@ -1065,7 +1079,7 @@
         </w:tc>
         <w:tc>
           <w:tcPr>
-            <w:tcW w:w="2706" w:type="dxa"/>
+            <w:tcW w:w="2587" w:type="dxa"/>
             <w:tcBorders>
               <w:top w:val="single" w:sz="4" w:space="0" w:color="000000"/>
               <w:start w:val="single" w:sz="4" w:space="0" w:color="000000"/>
@@ -1105,7 +1119,7 @@
         </w:trPr>
         <w:tc>
           <w:tcPr>
-            <w:tcW w:w="2766" w:type="dxa"/>
+            <w:tcW w:w="2993" w:type="dxa"/>
             <w:tcBorders>
               <w:top w:val="single" w:sz="4" w:space="0" w:color="000000"/>
               <w:start w:val="single" w:sz="4" w:space="0" w:color="000000"/>
@@ -1120,11 +1134,10 @@
               <w:spacing w:lineRule="atLeast" w:line="0"/>
               <w:jc w:val="center"/>
               <w:rPr>
-                <w:rFonts w:ascii="宋体" w:hAnsi="宋体" w:eastAsia="宋体" w:cs="宋体"/>
-                <w:b/>
-                <w:bCs/>
-                <w:sz w:val="24"/>
-                <w:szCs w:val="24"/>
+                <w:rFonts w:ascii="宋体" w:hAnsi="宋体" w:cs="宋体"/>
+                <w:b w:val="false"/>
+                <w:bCs w:val="false"/>
+                <w:sz w:val="24"/>
               </w:rPr>
             </w:pPr>
             <w:r>
@@ -1141,7 +1154,7 @@
         </w:tc>
         <w:tc>
           <w:tcPr>
-            <w:tcW w:w="1842" w:type="dxa"/>
+            <w:tcW w:w="1910" w:type="dxa"/>
             <w:tcBorders>
               <w:top w:val="single" w:sz="4" w:space="0" w:color="000000"/>
               <w:start w:val="single" w:sz="4" w:space="0" w:color="000000"/>
@@ -1179,7 +1192,7 @@
         </w:tc>
         <w:tc>
           <w:tcPr>
-            <w:tcW w:w="1174" w:type="dxa"/>
+            <w:tcW w:w="1094" w:type="dxa"/>
             <w:tcBorders>
               <w:top w:val="single" w:sz="4" w:space="0" w:color="000000"/>
               <w:start w:val="single" w:sz="4" w:space="0" w:color="000000"/>
@@ -1217,7 +1230,7 @@
         </w:tc>
         <w:tc>
           <w:tcPr>
-            <w:tcW w:w="2706" w:type="dxa"/>
+            <w:tcW w:w="2587" w:type="dxa"/>
             <w:tcBorders>
               <w:top w:val="single" w:sz="4" w:space="0" w:color="000000"/>
               <w:start w:val="single" w:sz="4" w:space="0" w:color="000000"/>
@@ -1272,7 +1285,7 @@
         </w:trPr>
         <w:tc>
           <w:tcPr>
-            <w:tcW w:w="2766" w:type="dxa"/>
+            <w:tcW w:w="2993" w:type="dxa"/>
             <w:tcBorders>
               <w:top w:val="single" w:sz="4" w:space="0" w:color="000000"/>
               <w:start w:val="single" w:sz="4" w:space="0" w:color="000000"/>
@@ -1287,11 +1300,10 @@
               <w:spacing w:lineRule="atLeast" w:line="0"/>
               <w:jc w:val="center"/>
               <w:rPr>
-                <w:rFonts w:ascii="宋体" w:hAnsi="宋体" w:eastAsia="宋体" w:cs="宋体"/>
-                <w:b/>
-                <w:bCs/>
-                <w:sz w:val="24"/>
-                <w:szCs w:val="24"/>
+                <w:rFonts w:ascii="宋体" w:hAnsi="宋体" w:cs="宋体"/>
+                <w:b w:val="false"/>
+                <w:bCs w:val="false"/>
+                <w:sz w:val="24"/>
               </w:rPr>
             </w:pPr>
             <w:r>
@@ -1308,7 +1320,7 @@
         </w:tc>
         <w:tc>
           <w:tcPr>
-            <w:tcW w:w="1842" w:type="dxa"/>
+            <w:tcW w:w="1910" w:type="dxa"/>
             <w:tcBorders>
               <w:top w:val="single" w:sz="4" w:space="0" w:color="000000"/>
               <w:start w:val="single" w:sz="4" w:space="0" w:color="000000"/>
@@ -1346,7 +1358,7 @@
         </w:tc>
         <w:tc>
           <w:tcPr>
-            <w:tcW w:w="1174" w:type="dxa"/>
+            <w:tcW w:w="1094" w:type="dxa"/>
             <w:tcBorders>
               <w:top w:val="single" w:sz="4" w:space="0" w:color="000000"/>
               <w:start w:val="single" w:sz="4" w:space="0" w:color="000000"/>
@@ -1381,7 +1393,7 @@
         </w:tc>
         <w:tc>
           <w:tcPr>
-            <w:tcW w:w="2706" w:type="dxa"/>
+            <w:tcW w:w="2587" w:type="dxa"/>
             <w:tcBorders>
               <w:top w:val="single" w:sz="4" w:space="0" w:color="000000"/>
               <w:start w:val="single" w:sz="4" w:space="0" w:color="000000"/>
@@ -1424,7 +1436,7 @@
         </w:trPr>
         <w:tc>
           <w:tcPr>
-            <w:tcW w:w="2766" w:type="dxa"/>
+            <w:tcW w:w="2993" w:type="dxa"/>
             <w:tcBorders>
               <w:top w:val="single" w:sz="4" w:space="0" w:color="000000"/>
               <w:start w:val="single" w:sz="4" w:space="0" w:color="000000"/>
@@ -1460,7 +1472,7 @@
         </w:tc>
         <w:tc>
           <w:tcPr>
-            <w:tcW w:w="1842" w:type="dxa"/>
+            <w:tcW w:w="1910" w:type="dxa"/>
             <w:tcBorders>
               <w:top w:val="single" w:sz="4" w:space="0" w:color="000000"/>
               <w:start w:val="single" w:sz="4" w:space="0" w:color="000000"/>
@@ -1498,7 +1510,7 @@
         </w:tc>
         <w:tc>
           <w:tcPr>
-            <w:tcW w:w="1174" w:type="dxa"/>
+            <w:tcW w:w="1094" w:type="dxa"/>
             <w:tcBorders>
               <w:top w:val="single" w:sz="4" w:space="0" w:color="000000"/>
               <w:start w:val="single" w:sz="4" w:space="0" w:color="000000"/>
@@ -1536,7 +1548,7 @@
         </w:tc>
         <w:tc>
           <w:tcPr>
-            <w:tcW w:w="2706" w:type="dxa"/>
+            <w:tcW w:w="2587" w:type="dxa"/>
             <w:tcBorders>
               <w:top w:val="single" w:sz="4" w:space="0" w:color="000000"/>
               <w:start w:val="single" w:sz="4" w:space="0" w:color="000000"/>
@@ -1632,24 +1644,28 @@
         <w:pStyle w:val="Normal"/>
         <w:spacing w:lineRule="atLeast" w:line="0"/>
         <w:rPr>
-          <w:rFonts w:ascii="宋体" w:hAnsi="宋体" w:cs="宋体"/>
-          <w:b/>
-          <w:sz w:val="13"/>
-          <w:szCs w:val="6"/>
-        </w:rPr>
-      </w:pPr>
-      <w:r>
-        <w:rPr>
-          <w:rFonts w:eastAsia="宋体" w:cs="宋体" w:ascii="宋体" w:hAnsi="宋体"/>
-          <w:b/>
-          <w:sz w:val="13"/>
-          <w:szCs w:val="6"/>
-        </w:rPr>
-      </w:r>
-    </w:p>
-    <w:p>
-      <w:pPr>
-        <w:pStyle w:val="Normal"/>
+          <w:rFonts w:ascii="宋体" w:hAnsi="宋体" w:eastAsia="宋体" w:cs="Times New Roman"/>
+          <w:b/>
+          <w:sz w:val="15"/>
+          <w:szCs w:val="8"/>
+        </w:rPr>
+      </w:pPr>
+      <w:r>
+        <w:rPr>
+          <w:rFonts w:eastAsia="宋体" w:cs="Times New Roman" w:ascii="宋体" w:hAnsi="宋体"/>
+          <w:b/>
+          <w:sz w:val="15"/>
+          <w:szCs w:val="8"/>
+        </w:rPr>
+      </w:r>
+    </w:p>
+    <w:p>
+      <w:pPr>
+        <w:pStyle w:val="Normal"/>
+        <w:numPr>
+          <w:ilvl w:val="0"/>
+          <w:numId w:val="1"/>
+        </w:numPr>
         <w:tabs>
           <w:tab w:val="clear" w:pos="720"/>
           <w:tab w:val="left" w:pos="840" w:leader="none"/>
@@ -1658,7 +1674,7 @@
         <w:ind w:firstLineChars="0" w:firstLine="0" w:startChars="0" w:start="0" w:endChars="0" w:end="0"/>
         <w:jc w:val="both"/>
         <w:rPr>
-          <w:rFonts w:ascii="Times New Roman" w:hAnsi="Times New Roman" w:eastAsia="Times New Roman" w:cs="Times New Roman"/>
+          <w:rFonts w:ascii="宋体" w:hAnsi="宋体" w:eastAsia="宋体" w:cs="Times New Roman" w:hint="eastAsia"/>
           <w:sz w:val="24"/>
         </w:rPr>
       </w:pPr>
@@ -1673,22 +1689,10 @@
     <w:p>
       <w:pPr>
         <w:pStyle w:val="Normal"/>
-        <w:spacing w:lineRule="exact" w:line="98"/>
-        <w:rPr>
-          <w:rFonts w:ascii="Times New Roman" w:hAnsi="Times New Roman" w:eastAsia="Times New Roman" w:cs="Times New Roman"/>
-          <w:sz w:val="24"/>
-        </w:rPr>
-      </w:pPr>
-      <w:r>
-        <w:rPr>
-          <w:rFonts w:eastAsia="Times New Roman" w:cs="Times New Roman"/>
-          <w:sz w:val="24"/>
-        </w:rPr>
-      </w:r>
-    </w:p>
-    <w:p>
-      <w:pPr>
-        <w:pStyle w:val="Normal"/>
+        <w:numPr>
+          <w:ilvl w:val="0"/>
+          <w:numId w:val="1"/>
+        </w:numPr>
         <w:tabs>
           <w:tab w:val="clear" w:pos="720"/>
           <w:tab w:val="left" w:pos="840" w:leader="none"/>
@@ -1697,7 +1701,7 @@
         <w:ind w:firstLineChars="0" w:firstLine="0" w:startChars="0" w:start="0" w:endChars="0" w:end="0"/>
         <w:jc w:val="both"/>
         <w:rPr>
-          <w:rFonts w:ascii="Times New Roman" w:hAnsi="Times New Roman" w:eastAsia="Times New Roman" w:cs="Times New Roman"/>
+          <w:rFonts w:ascii="宋体" w:hAnsi="宋体" w:eastAsia="宋体" w:cs="Times New Roman" w:hint="eastAsia"/>
           <w:sz w:val="24"/>
         </w:rPr>
       </w:pPr>
@@ -1706,7 +1710,7 @@
           <w:rFonts w:ascii="宋体" w:hAnsi="宋体" w:cs="Times New Roman" w:hint="eastAsia"/>
           <w:sz w:val="24"/>
         </w:rPr>
-        <w:t>对配方设计的容忍度高，可直接用于色浆研磨。</w:t>
+        <w:t>对配方设计的容忍度高，可直接用于色浆研磨；</w:t>
       </w:r>
     </w:p>
     <w:p>
@@ -1721,7 +1725,7 @@
       </w:pPr>
       <w:r>
         <w:rPr>
-          <w:rFonts w:eastAsia="Times New Roman" w:cs="Times New Roman"/>
+          <w:rFonts w:eastAsia="Times New Roman" w:cs="Times New Roman" w:hint="eastAsia"/>
           <w:sz w:val="11"/>
           <w:szCs w:val="6"/>
         </w:rPr>
@@ -2075,7 +2079,6 @@
     <w:lvl w:ilvl="0">
       <w:start w:val="1"/>
       <w:numFmt w:val="decimal"/>
-      <w:suff w:val="space"/>
       <w:lvlText w:val="%1."/>
       <w:lvlJc w:val="start"/>
       <w:pPr>

--- a/TDS Skill/templates/active/TDS_EN_冠志模板.docx
+++ b/TDS Skill/templates/active/TDS_EN_冠志模板.docx
@@ -1666,17 +1666,16 @@
           <w:ilvl w:val="0"/>
           <w:numId w:val="1"/>
         </w:numPr>
+        <w:spacing w:lineRule="atLeast" w:line="0"/>
+        <w:ind w:left="840" w:hanging="360"/>
+        <w:jc w:val="both"/>
+        <w:rPr>
+          <w:rFonts w:ascii="宋体" w:hAnsi="宋体" w:eastAsia="宋体" w:cs="Times New Roman" w:hint="eastAsia"/>
+          <w:sz w:val="24"/>
+        </w:rPr>
         <w:tabs>
-          <w:tab w:val="clear" w:pos="720"/>
-          <w:tab w:val="left" w:pos="840" w:leader="none"/>
+          <w:tab w:val="left" w:pos="840"/>
         </w:tabs>
-        <w:spacing w:lineRule="atLeast" w:line="0"/>
-        <w:ind w:firstLineChars="0" w:firstLine="0" w:startChars="0" w:start="0" w:endChars="0" w:end="0"/>
-        <w:jc w:val="both"/>
-        <w:rPr>
-          <w:rFonts w:ascii="宋体" w:hAnsi="宋体" w:eastAsia="宋体" w:cs="Times New Roman" w:hint="eastAsia"/>
-          <w:sz w:val="24"/>
-        </w:rPr>
       </w:pPr>
       <w:r>
         <w:rPr>
@@ -1693,17 +1692,16 @@
           <w:ilvl w:val="0"/>
           <w:numId w:val="1"/>
         </w:numPr>
+        <w:spacing w:lineRule="atLeast" w:line="0"/>
+        <w:ind w:left="840" w:hanging="360"/>
+        <w:jc w:val="both"/>
+        <w:rPr>
+          <w:rFonts w:ascii="宋体" w:hAnsi="宋体" w:eastAsia="宋体" w:cs="Times New Roman" w:hint="eastAsia"/>
+          <w:sz w:val="24"/>
+        </w:rPr>
         <w:tabs>
-          <w:tab w:val="clear" w:pos="720"/>
-          <w:tab w:val="left" w:pos="840" w:leader="none"/>
+          <w:tab w:val="left" w:pos="840"/>
         </w:tabs>
-        <w:spacing w:lineRule="atLeast" w:line="0"/>
-        <w:ind w:firstLineChars="0" w:firstLine="0" w:startChars="0" w:start="0" w:endChars="0" w:end="0"/>
-        <w:jc w:val="both"/>
-        <w:rPr>
-          <w:rFonts w:ascii="宋体" w:hAnsi="宋体" w:eastAsia="宋体" w:cs="Times New Roman" w:hint="eastAsia"/>
-          <w:sz w:val="24"/>
-        </w:rPr>
       </w:pPr>
       <w:r>
         <w:rPr>

--- a/TDS Skill/templates/active/TDS_EN_冠志模板.docx
+++ b/TDS Skill/templates/active/TDS_EN_冠志模板.docx
@@ -13,8 +13,6 @@
           <w:sz w:val="28"/>
         </w:rPr>
       </w:pPr>
-      <w:bookmarkStart w:id="1" w:name="_GoBack"/>
-      <w:bookmarkEnd w:id="1"/>
       <w:bookmarkStart w:id="0" w:name="page1"/>
       <w:bookmarkEnd w:id="0"/>
       <w:r>
@@ -228,14 +226,14 @@
       <w:pPr>
         <w:spacing w:line="0" w:lineRule="atLeast"/>
         <w:rPr>
-          <w:rFonts w:ascii="宋体" w:hAnsi="宋体" w:eastAsia="宋体" w:cs="Times New Roman"/>
+          <w:rFonts w:ascii="Times New Roman" w:hAnsi="Times New Roman" w:cs="Times New Roman"/>
           <w:b/>
           <w:sz w:val="28"/>
         </w:rPr>
       </w:pPr>
       <w:r>
         <w:rPr>
-          <w:rFonts w:ascii="宋体" w:hAnsi="宋体" w:eastAsia="宋体" w:cs="Times New Roman"/>
+          <w:rFonts w:ascii="Times New Roman" w:hAnsi="Times New Roman" w:cs="Times New Roman"/>
           <w:b/>
           <w:sz w:val="28"/>
         </w:rPr>
@@ -246,25 +244,25 @@
       <w:pPr>
         <w:spacing w:line="0" w:lineRule="atLeast"/>
         <w:rPr>
-          <w:rFonts w:ascii="宋体" w:hAnsi="宋体" w:cs="宋体"/>
-          <w:b/>
-          <w:sz w:val="11"/>
-          <w:szCs w:val="4"/>
+          <w:rFonts w:ascii="Times New Roman" w:hAnsi="Times New Roman" w:cs="Times New Roman"/>
+          <w:b/>
+          <w:sz w:val="8"/>
+          <w:szCs w:val="2"/>
         </w:rPr>
       </w:pPr>
     </w:p>
     <w:p>
       <w:pPr>
         <w:spacing w:line="324" w:lineRule="auto"/>
-        <w:ind w:left="0" w:leftChars="0" w:right="0" w:rightChars="0" w:firstLineChars="200"/>
-        <w:rPr>
-          <w:rFonts w:hint="eastAsia" w:ascii="Times New Roman" w:hAnsi="Times New Roman" w:cs="Times New Roman"/>
+        <w:ind w:left="0" w:leftChars="0" w:right="0" w:rightChars="0"/>
+        <w:rPr>
+          <w:rFonts w:ascii="Times New Roman" w:hAnsi="Times New Roman" w:cs="Times New Roman"/>
           <w:sz w:val="24"/>
         </w:rPr>
       </w:pPr>
       <w:r>
         <w:rPr>
-          <w:rFonts w:hint="eastAsia" w:ascii="Times New Roman" w:hAnsi="Times New Roman" w:cs="Times New Roman"/>
+          <w:rFonts w:ascii="Times New Roman" w:hAnsi="Times New Roman" w:cs="Times New Roman"/>
           <w:sz w:val="24"/>
         </w:rPr>
         <w:t>PU-1001 is an aliphatic anionic waterborne polyurethane dispersion with strong adhesion, used to improve interlayer adhesion.</w:t>
@@ -274,14 +272,14 @@
       <w:pPr>
         <w:spacing w:line="0" w:lineRule="atLeast"/>
         <w:rPr>
-          <w:rFonts w:ascii="宋体" w:hAnsi="宋体" w:eastAsia="宋体" w:cs="Times New Roman"/>
+          <w:rFonts w:ascii="Times New Roman" w:hAnsi="Times New Roman" w:cs="Times New Roman"/>
           <w:b/>
           <w:sz w:val="28"/>
         </w:rPr>
       </w:pPr>
       <w:r>
         <w:rPr>
-          <w:rFonts w:ascii="宋体" w:hAnsi="宋体" w:eastAsia="宋体" w:cs="Times New Roman"/>
+          <w:rFonts w:ascii="Times New Roman" w:hAnsi="Times New Roman" w:cs="Times New Roman"/>
           <w:b/>
           <w:sz w:val="28"/>
         </w:rPr>
@@ -295,7 +293,7 @@
         </w:tabs>
         <w:spacing w:line="0" w:lineRule="atLeast"/>
         <w:rPr>
-          <w:rFonts w:hint="eastAsia" w:ascii="宋体" w:hAnsi="宋体" w:eastAsia="宋体" w:cs="宋体"/>
+          <w:rFonts w:ascii="Times New Roman" w:hAnsi="Times New Roman" w:cs="Times New Roman"/>
           <w:b/>
           <w:sz w:val="10"/>
           <w:szCs w:val="2"/>
@@ -304,7 +302,7 @@
       </w:pPr>
       <w:r>
         <w:rPr>
-          <w:rFonts w:hint="eastAsia" w:ascii="宋体" w:hAnsi="宋体" w:cs="宋体"/>
+          <w:rFonts w:ascii="Times New Roman" w:hAnsi="Times New Roman" w:cs="Times New Roman"/>
           <w:b/>
           <w:sz w:val="13"/>
           <w:szCs w:val="6"/>
@@ -316,15 +314,15 @@
     <w:p>
       <w:pPr>
         <w:spacing w:line="324" w:lineRule="auto"/>
-        <w:ind w:left="0" w:leftChars="0" w:right="0" w:rightChars="0" w:firstLineChars="200"/>
-        <w:rPr>
-          <w:rFonts w:hint="eastAsia" w:ascii="Times New Roman" w:hAnsi="Times New Roman" w:cs="Times New Roman"/>
+        <w:ind w:left="0" w:leftChars="0" w:right="0" w:rightChars="0"/>
+        <w:rPr>
+          <w:rFonts w:ascii="Times New Roman" w:hAnsi="Times New Roman" w:cs="Times New Roman"/>
           <w:sz w:val="24"/>
         </w:rPr>
       </w:pPr>
       <w:r>
         <w:rPr>
-          <w:rFonts w:hint="eastAsia" w:ascii="Times New Roman" w:hAnsi="Times New Roman" w:cs="Times New Roman"/>
+          <w:rFonts w:ascii="Times New Roman" w:hAnsi="Times New Roman" w:cs="Times New Roman"/>
           <w:sz w:val="24"/>
         </w:rPr>
         <w:t>Approx. 22% solids aqueous dispersion.</w:t>
@@ -334,14 +332,14 @@
       <w:pPr>
         <w:spacing w:line="0" w:lineRule="atLeast"/>
         <w:rPr>
-          <w:rFonts w:ascii="宋体" w:hAnsi="宋体" w:eastAsia="宋体" w:cs="Times New Roman"/>
+          <w:rFonts w:ascii="Times New Roman" w:hAnsi="Times New Roman" w:cs="Times New Roman"/>
           <w:b/>
           <w:sz w:val="28"/>
         </w:rPr>
       </w:pPr>
       <w:r>
         <w:rPr>
-          <w:rFonts w:ascii="宋体" w:hAnsi="宋体" w:eastAsia="宋体" w:cs="Times New Roman"/>
+          <w:rFonts w:ascii="Times New Roman" w:hAnsi="Times New Roman" w:cs="Times New Roman"/>
           <w:b/>
           <w:sz w:val="28"/>
         </w:rPr>
@@ -352,7 +350,7 @@
       <w:pPr>
         <w:spacing w:line="213" w:lineRule="exact"/>
         <w:rPr>
-          <w:rFonts w:ascii="Times New Roman" w:hAnsi="Times New Roman" w:eastAsia="Times New Roman" w:cs="Times New Roman"/>
+          <w:rFonts w:ascii="Times New Roman" w:hAnsi="Times New Roman" w:cs="Times New Roman"/>
           <w:sz w:val="13"/>
           <w:szCs w:val="8"/>
         </w:rPr>
@@ -407,7 +405,7 @@
               <w:spacing w:line="0" w:lineRule="atLeast"/>
               <w:jc w:val="center"/>
               <w:rPr>
-                <w:rFonts w:hint="eastAsia" w:ascii="宋体" w:hAnsi="宋体" w:eastAsia="宋体" w:cs="宋体"/>
+                <w:rFonts w:ascii="Times New Roman" w:hAnsi="Times New Roman" w:cs="Times New Roman"/>
                 <w:b/>
                 <w:bCs/>
                 <w:sz w:val="24"/>
@@ -415,7 +413,7 @@
             </w:pPr>
             <w:r>
               <w:rPr>
-                <w:rFonts w:hint="eastAsia" w:ascii="Times New Roman" w:hAnsi="Times New Roman"/>
+                <w:rFonts w:ascii="Times New Roman" w:hAnsi="Times New Roman" w:cs="Times New Roman"/>
                 <w:sz w:val="24"/>
               </w:rPr>
               <w:t>Item</w:t>
@@ -440,7 +438,7 @@
               <w:spacing w:line="0" w:lineRule="atLeast"/>
               <w:jc w:val="center"/>
               <w:rPr>
-                <w:rFonts w:cs="宋体"/>
+                <w:rFonts w:cs="Times New Roman" w:ascii="Times New Roman" w:hAnsi="Times New Roman"/>
                 <w:b/>
                 <w:bCs/>
                 <w:color w:val="000000"/>
@@ -451,7 +449,7 @@
             </w:pPr>
             <w:r>
               <w:rPr>
-                <w:rFonts w:hint="eastAsia" w:ascii="Times New Roman" w:hAnsi="Times New Roman"/>
+                <w:rFonts w:ascii="Times New Roman" w:hAnsi="Times New Roman" w:cs="Times New Roman"/>
                 <w:sz w:val="24"/>
               </w:rPr>
               <w:t>Index</w:t>
@@ -476,7 +474,7 @@
               <w:spacing w:line="0" w:lineRule="atLeast"/>
               <w:jc w:val="center"/>
               <w:rPr>
-                <w:rFonts w:hint="eastAsia" w:cs="宋体"/>
+                <w:rFonts w:cs="Times New Roman" w:ascii="Times New Roman" w:hAnsi="Times New Roman"/>
                 <w:b/>
                 <w:bCs/>
                 <w:color w:val="000000"/>
@@ -487,7 +485,7 @@
             </w:pPr>
             <w:r>
               <w:rPr>
-                <w:rFonts w:hint="eastAsia" w:ascii="Times New Roman" w:hAnsi="Times New Roman"/>
+                <w:rFonts w:ascii="Times New Roman" w:hAnsi="Times New Roman" w:cs="Times New Roman"/>
                 <w:sz w:val="24"/>
               </w:rPr>
               <w:t>Unit</w:t>
@@ -512,7 +510,7 @@
               <w:spacing w:line="0" w:lineRule="atLeast"/>
               <w:jc w:val="center"/>
               <w:rPr>
-                <w:rFonts w:hint="eastAsia" w:cs="宋体"/>
+                <w:rFonts w:cs="Times New Roman" w:ascii="Times New Roman" w:hAnsi="Times New Roman"/>
                 <w:b/>
                 <w:bCs/>
                 <w:color w:val="000000"/>
@@ -523,21 +521,21 @@
             </w:pPr>
             <w:r>
               <w:rPr>
-                <w:rFonts w:hint="eastAsia" w:ascii="Times New Roman" w:hAnsi="Times New Roman"/>
+                <w:rFonts w:ascii="Times New Roman" w:hAnsi="Times New Roman" w:cs="Times New Roman"/>
                 <w:sz w:val="24"/>
               </w:rPr>
               <w:t>Test</w:t>
             </w:r>
             <w:r>
               <w:rPr>
-                <w:rFonts w:ascii="Times New Roman" w:hAnsi="Times New Roman"/>
+                <w:rFonts w:ascii="Times New Roman" w:hAnsi="Times New Roman" w:cs="Times New Roman"/>
                 <w:sz w:val="24"/>
               </w:rPr>
               <w:t xml:space="preserve"> </w:t>
             </w:r>
             <w:r>
               <w:rPr>
-                <w:rFonts w:hint="eastAsia" w:ascii="Times New Roman" w:hAnsi="Times New Roman"/>
+                <w:rFonts w:ascii="Times New Roman" w:hAnsi="Times New Roman" w:cs="Times New Roman"/>
                 <w:sz w:val="24"/>
               </w:rPr>
               <w:t>method</w:t>
@@ -574,7 +572,7 @@
               <w:spacing w:line="0" w:lineRule="atLeast"/>
               <w:jc w:val="center"/>
               <w:rPr>
-                <w:rFonts w:ascii="Times New Roman" w:hAnsi="Times New Roman" w:eastAsia="Times New Roman" w:cs="Times New Roman"/>
+                <w:rFonts w:ascii="Times New Roman" w:hAnsi="Times New Roman" w:cs="Times New Roman"/>
                 <w:b w:val="0"/>
                 <w:bCs w:val="0"/>
                 <w:sz w:val="24"/>
@@ -582,7 +580,7 @@
             </w:pPr>
             <w:r>
               <w:rPr>
-                <w:rFonts w:hint="eastAsia" w:ascii="Times New Roman" w:hAnsi="Times New Roman"/>
+                <w:rFonts w:ascii="Times New Roman" w:hAnsi="Times New Roman" w:cs="Times New Roman"/>
                 <w:sz w:val="24"/>
               </w:rPr>
               <w:t>Appearance</w:t>
@@ -606,7 +604,7 @@
               <w:spacing w:line="0" w:lineRule="atLeast"/>
               <w:jc w:val="center"/>
               <w:rPr>
-                <w:rFonts w:hint="eastAsia" w:ascii="Times New Roman" w:hAnsi="Times New Roman" w:cs="Times New Roman"/>
+                <w:rFonts w:ascii="Times New Roman" w:hAnsi="Times New Roman" w:cs="Times New Roman"/>
                 <w:b w:val="0"/>
                 <w:bCs w:val="0"/>
                 <w:sz w:val="24"/>
@@ -614,24 +612,10 @@
             </w:pPr>
             <w:r>
               <w:rPr>
-                <w:rFonts w:ascii="Times New Roman" w:hAnsi="Times New Roman"/>
-                <w:sz w:val="24"/>
-              </w:rPr>
-              <w:t xml:space="preserve">Colorless to </w:t>
-            </w:r>
-            <w:r>
-              <w:rPr>
-                <w:rFonts w:hint="eastAsia" w:ascii="Times New Roman" w:hAnsi="Times New Roman"/>
-                <w:sz w:val="24"/>
-              </w:rPr>
-              <w:t>pale-</w:t>
-            </w:r>
-            <w:r>
-              <w:rPr>
-                <w:rFonts w:ascii="Times New Roman" w:hAnsi="Times New Roman"/>
-                <w:sz w:val="24"/>
-              </w:rPr>
-              <w:t>yellow transparent viscous liquid</w:t>
+                <w:rFonts w:ascii="Times New Roman" w:hAnsi="Times New Roman" w:cs="Times New Roman"/>
+                <w:sz w:val="24"/>
+              </w:rPr>
+              <w:t>Translucent liquid with blue light</w:t>
             </w:r>
           </w:p>
         </w:tc>
@@ -652,7 +636,7 @@
               <w:spacing w:line="0" w:lineRule="atLeast"/>
               <w:jc w:val="center"/>
               <w:rPr>
-                <w:rFonts w:hint="eastAsia" w:ascii="Times New Roman" w:hAnsi="Times New Roman" w:cs="Times New Roman"/>
+                <w:rFonts w:ascii="Times New Roman" w:hAnsi="Times New Roman" w:cs="Times New Roman"/>
                 <w:b w:val="0"/>
                 <w:bCs w:val="0"/>
                 <w:sz w:val="24"/>
@@ -677,7 +661,7 @@
               <w:spacing w:line="0" w:lineRule="atLeast"/>
               <w:jc w:val="center"/>
               <w:rPr>
-                <w:rFonts w:hint="eastAsia" w:ascii="Times New Roman" w:hAnsi="Times New Roman" w:cs="Times New Roman"/>
+                <w:rFonts w:ascii="Times New Roman" w:hAnsi="Times New Roman" w:cs="Times New Roman"/>
                 <w:b w:val="0"/>
                 <w:bCs w:val="0"/>
                 <w:sz w:val="24"/>
@@ -685,10 +669,10 @@
             </w:pPr>
             <w:r>
               <w:rPr>
-                <w:rFonts w:ascii="Times New Roman" w:hAnsi="Times New Roman"/>
-                <w:sz w:val="24"/>
-              </w:rPr>
-              <w:t>Visual inspection</w:t>
+                <w:rFonts w:ascii="Times New Roman" w:hAnsi="Times New Roman" w:cs="Times New Roman"/>
+                <w:sz w:val="24"/>
+              </w:rPr>
+              <w:t>Visual</w:t>
             </w:r>
           </w:p>
         </w:tc>
@@ -722,7 +706,7 @@
               <w:spacing w:line="0" w:lineRule="atLeast"/>
               <w:jc w:val="center"/>
               <w:rPr>
-                <w:rFonts w:ascii="Times New Roman" w:hAnsi="Times New Roman" w:eastAsia="Times New Roman" w:cs="Times New Roman"/>
+                <w:rFonts w:ascii="Times New Roman" w:hAnsi="Times New Roman" w:cs="Times New Roman"/>
                 <w:b w:val="0"/>
                 <w:bCs w:val="0"/>
                 <w:sz w:val="24"/>
@@ -730,17 +714,10 @@
             </w:pPr>
             <w:r>
               <w:rPr>
-                <w:rFonts w:hint="eastAsia" w:ascii="Times New Roman" w:hAnsi="Times New Roman"/>
-                <w:sz w:val="24"/>
-              </w:rPr>
-              <w:t>S</w:t>
-            </w:r>
-            <w:r>
-              <w:rPr>
-                <w:rFonts w:ascii="Times New Roman" w:hAnsi="Times New Roman"/>
-                <w:sz w:val="24"/>
-              </w:rPr>
-              <w:t>olid content</w:t>
+                <w:rFonts w:ascii="Times New Roman" w:hAnsi="Times New Roman" w:cs="Times New Roman"/>
+                <w:sz w:val="24"/>
+              </w:rPr>
+              <w:t>Solid content</w:t>
             </w:r>
           </w:p>
         </w:tc>
@@ -761,7 +738,7 @@
               <w:spacing w:line="0" w:lineRule="atLeast"/>
               <w:jc w:val="center"/>
               <w:rPr>
-                <w:rFonts w:hint="eastAsia" w:ascii="Times New Roman" w:hAnsi="Times New Roman" w:cs="Times New Roman"/>
+                <w:rFonts w:ascii="Times New Roman" w:hAnsi="Times New Roman" w:cs="Times New Roman"/>
                 <w:b w:val="0"/>
                 <w:bCs w:val="0"/>
                 <w:sz w:val="24"/>
@@ -769,24 +746,10 @@
             </w:pPr>
             <w:r>
               <w:rPr>
-                <w:rFonts w:ascii="Times New Roman" w:hAnsi="Times New Roman"/>
-                <w:sz w:val="24"/>
-              </w:rPr>
-              <w:t>70</w:t>
-            </w:r>
-            <w:r>
-              <w:rPr>
-                <w:rFonts w:hint="eastAsia" w:ascii="Times New Roman" w:hAnsi="Times New Roman"/>
-                <w:sz w:val="24"/>
-              </w:rPr>
-              <w:t>±</w:t>
-            </w:r>
-            <w:r>
-              <w:rPr>
-                <w:rFonts w:ascii="Times New Roman" w:hAnsi="Times New Roman"/>
-                <w:sz w:val="24"/>
-              </w:rPr>
-              <w:t>2</w:t>
+                <w:rFonts w:ascii="Times New Roman" w:hAnsi="Times New Roman" w:cs="Times New Roman"/>
+                <w:sz w:val="24"/>
+              </w:rPr>
+              <w:t>22±1</w:t>
             </w:r>
           </w:p>
         </w:tc>
@@ -807,7 +770,7 @@
               <w:spacing w:line="0" w:lineRule="atLeast"/>
               <w:jc w:val="center"/>
               <w:rPr>
-                <w:rFonts w:hint="eastAsia" w:ascii="Times New Roman" w:hAnsi="Times New Roman" w:cs="Times New Roman"/>
+                <w:rFonts w:ascii="Times New Roman" w:hAnsi="Times New Roman" w:cs="Times New Roman"/>
                 <w:b w:val="0"/>
                 <w:bCs w:val="0"/>
                 <w:sz w:val="24"/>
@@ -815,7 +778,7 @@
             </w:pPr>
             <w:r>
               <w:rPr>
-                <w:rFonts w:hint="eastAsia" w:ascii="Times New Roman" w:hAnsi="Times New Roman"/>
+                <w:rFonts w:ascii="Times New Roman" w:hAnsi="Times New Roman" w:cs="Times New Roman"/>
                 <w:sz w:val="24"/>
               </w:rPr>
               <w:t>%</w:t>
@@ -839,7 +802,7 @@
               <w:spacing w:line="0" w:lineRule="atLeast"/>
               <w:jc w:val="center"/>
               <w:rPr>
-                <w:rFonts w:hint="eastAsia" w:ascii="Times New Roman" w:hAnsi="Times New Roman" w:cs="Times New Roman"/>
+                <w:rFonts w:ascii="Times New Roman" w:hAnsi="Times New Roman" w:cs="Times New Roman"/>
                 <w:b w:val="0"/>
                 <w:bCs w:val="0"/>
                 <w:sz w:val="24"/>
@@ -847,45 +810,10 @@
             </w:pPr>
             <w:r>
               <w:rPr>
-                <w:rFonts w:hint="eastAsia" w:ascii="Times New Roman" w:hAnsi="Times New Roman"/>
-                <w:sz w:val="24"/>
-              </w:rPr>
-              <w:t>1</w:t>
-            </w:r>
-            <w:r>
-              <w:rPr>
-                <w:rFonts w:ascii="Times New Roman" w:hAnsi="Times New Roman"/>
-                <w:sz w:val="24"/>
-              </w:rPr>
-              <w:t>50</w:t>
-            </w:r>
-            <w:r>
-              <w:rPr>
-                <w:rFonts w:hint="eastAsia" w:ascii="Times New Roman" w:hAnsi="Times New Roman"/>
-                <w:sz w:val="24"/>
-              </w:rPr>
-              <w:t>℃</w:t>
-            </w:r>
-            <w:r>
-              <w:rPr>
-                <w:rFonts w:ascii="Times New Roman" w:hAnsi="Times New Roman"/>
-                <w:sz w:val="24"/>
-              </w:rPr>
-              <w:t xml:space="preserve"> 30</w:t>
-            </w:r>
-            <w:r>
-              <w:rPr>
-                <w:rFonts w:hint="eastAsia" w:ascii="Times New Roman" w:hAnsi="Times New Roman"/>
-                <w:sz w:val="24"/>
-              </w:rPr>
-              <w:t>min,</w:t>
-            </w:r>
-            <w:r>
-              <w:rPr>
-                <w:rFonts w:ascii="Times New Roman" w:hAnsi="Times New Roman"/>
-                <w:sz w:val="24"/>
-              </w:rPr>
-              <w:t xml:space="preserve"> convection oven</w:t>
+                <w:rFonts w:ascii="Times New Roman" w:hAnsi="Times New Roman" w:cs="Times New Roman"/>
+                <w:sz w:val="24"/>
+              </w:rPr>
+              <w:t>150°C, 30 min, forced-air oven</w:t>
             </w:r>
           </w:p>
         </w:tc>
@@ -919,7 +847,7 @@
               <w:spacing w:line="0" w:lineRule="atLeast"/>
               <w:jc w:val="center"/>
               <w:rPr>
-                <w:rFonts w:ascii="宋体" w:hAnsi="宋体" w:cs="宋体"/>
+                <w:rFonts w:ascii="Times New Roman" w:hAnsi="Times New Roman" w:cs="Times New Roman"/>
                 <w:b w:val="0"/>
                 <w:bCs w:val="0"/>
                 <w:sz w:val="24"/>
@@ -927,24 +855,10 @@
             </w:pPr>
             <w:r>
               <w:rPr>
-                <w:rFonts w:ascii="Times New Roman" w:hAnsi="Times New Roman"/>
-                <w:sz w:val="24"/>
-              </w:rPr>
-              <w:t xml:space="preserve">NCO </w:t>
-            </w:r>
-            <w:r>
-              <w:rPr>
-                <w:rFonts w:hint="eastAsia" w:ascii="Times New Roman" w:hAnsi="Times New Roman"/>
-                <w:sz w:val="24"/>
-              </w:rPr>
-              <w:t>v</w:t>
-            </w:r>
-            <w:r>
-              <w:rPr>
-                <w:rFonts w:ascii="Times New Roman" w:hAnsi="Times New Roman"/>
-                <w:sz w:val="24"/>
-              </w:rPr>
-              <w:t>alue (on supplied)</w:t>
+                <w:rFonts w:ascii="Times New Roman" w:hAnsi="Times New Roman" w:cs="Times New Roman"/>
+                <w:sz w:val="24"/>
+              </w:rPr>
+              <w:t>Viscosity (25°C)</w:t>
             </w:r>
           </w:p>
         </w:tc>
@@ -965,7 +879,7 @@
               <w:spacing w:line="0" w:lineRule="atLeast"/>
               <w:jc w:val="center"/>
               <w:rPr>
-                <w:rFonts w:hint="eastAsia" w:ascii="Times New Roman" w:hAnsi="Times New Roman" w:cs="Times New Roman"/>
+                <w:rFonts w:ascii="Times New Roman" w:hAnsi="Times New Roman" w:cs="Times New Roman"/>
                 <w:b w:val="0"/>
                 <w:bCs w:val="0"/>
                 <w:sz w:val="24"/>
@@ -973,25 +887,10 @@
             </w:pPr>
             <w:r>
               <w:rPr>
-                <w:rFonts w:ascii="Times New Roman" w:hAnsi="Times New Roman"/>
-                <w:sz w:val="24"/>
-              </w:rPr>
-              <w:t>9.</w:t>
-            </w:r>
-            <w:r>
-              <w:rPr>
-                <w:rFonts w:hint="eastAsia" w:ascii="Times New Roman" w:hAnsi="Times New Roman"/>
-                <w:sz w:val="24"/>
-                <w:lang w:val="en-US" w:eastAsia="zh-CN"/>
-              </w:rPr>
-              <w:t>3</w:t>
-            </w:r>
-            <w:r>
-              <w:rPr>
-                <w:rFonts w:ascii="Times New Roman" w:hAnsi="Times New Roman"/>
-                <w:sz w:val="24"/>
-              </w:rPr>
-              <w:t>±0.5</w:t>
+                <w:rFonts w:ascii="Times New Roman" w:hAnsi="Times New Roman" w:cs="Times New Roman"/>
+                <w:sz w:val="24"/>
+              </w:rPr>
+              <w:t>&lt;500</w:t>
             </w:r>
           </w:p>
         </w:tc>
@@ -1012,7 +911,7 @@
               <w:spacing w:line="0" w:lineRule="atLeast"/>
               <w:jc w:val="center"/>
               <w:rPr>
-                <w:rFonts w:hint="eastAsia" w:ascii="Times New Roman" w:hAnsi="Times New Roman" w:cs="Times New Roman"/>
+                <w:rFonts w:ascii="Times New Roman" w:hAnsi="Times New Roman" w:cs="Times New Roman"/>
                 <w:b w:val="0"/>
                 <w:bCs w:val="0"/>
                 <w:sz w:val="24"/>
@@ -1020,10 +919,10 @@
             </w:pPr>
             <w:r>
               <w:rPr>
-                <w:rFonts w:hint="eastAsia" w:ascii="Times New Roman" w:hAnsi="Times New Roman"/>
-                <w:sz w:val="24"/>
-              </w:rPr>
-              <w:t>%</w:t>
+                <w:rFonts w:ascii="Times New Roman" w:hAnsi="Times New Roman" w:cs="Times New Roman"/>
+                <w:sz w:val="24"/>
+              </w:rPr>
+              <w:t>mPa·s</w:t>
             </w:r>
           </w:p>
         </w:tc>
@@ -1044,7 +943,7 @@
               <w:spacing w:line="0" w:lineRule="atLeast"/>
               <w:jc w:val="center"/>
               <w:rPr>
-                <w:rFonts w:hint="eastAsia" w:ascii="Times New Roman" w:hAnsi="Times New Roman" w:cs="Times New Roman"/>
+                <w:rFonts w:ascii="Times New Roman" w:hAnsi="Times New Roman" w:cs="Times New Roman"/>
                 <w:b w:val="0"/>
                 <w:bCs w:val="0"/>
                 <w:sz w:val="24"/>
@@ -1052,17 +951,10 @@
             </w:pPr>
             <w:r>
               <w:rPr>
-                <w:rFonts w:hint="eastAsia" w:ascii="Times New Roman" w:hAnsi="Times New Roman"/>
-                <w:sz w:val="24"/>
-              </w:rPr>
-              <w:t>GB</w:t>
-            </w:r>
-            <w:r>
-              <w:rPr>
-                <w:rFonts w:ascii="Times New Roman" w:hAnsi="Times New Roman"/>
-                <w:sz w:val="24"/>
-              </w:rPr>
-              <w:t>/T 12009.5-1992</w:t>
+                <w:rFonts w:ascii="Times New Roman" w:hAnsi="Times New Roman" w:cs="Times New Roman"/>
+                <w:sz w:val="24"/>
+              </w:rPr>
+              <w:t>GB/T 2794-2022</w:t>
             </w:r>
           </w:p>
         </w:tc>
@@ -1096,7 +988,7 @@
               <w:spacing w:line="0" w:lineRule="atLeast"/>
               <w:jc w:val="center"/>
               <w:rPr>
-                <w:rFonts w:ascii="宋体" w:hAnsi="宋体" w:cs="宋体"/>
+                <w:rFonts w:ascii="Times New Roman" w:hAnsi="Times New Roman" w:cs="Times New Roman"/>
                 <w:b w:val="0"/>
                 <w:bCs w:val="0"/>
                 <w:sz w:val="24"/>
@@ -1104,31 +996,10 @@
             </w:pPr>
             <w:r>
               <w:rPr>
-                <w:rFonts w:hint="eastAsia" w:ascii="Times New Roman" w:hAnsi="Times New Roman"/>
-                <w:sz w:val="24"/>
-              </w:rPr>
-              <w:t>V</w:t>
-            </w:r>
-            <w:r>
-              <w:rPr>
-                <w:rFonts w:ascii="Times New Roman" w:hAnsi="Times New Roman"/>
-                <w:sz w:val="24"/>
-              </w:rPr>
-              <w:t>iscosity (25</w:t>
-            </w:r>
-            <w:r>
-              <w:rPr>
-                <w:rFonts w:hint="eastAsia" w:ascii="Times New Roman" w:hAnsi="Times New Roman"/>
-                <w:sz w:val="24"/>
-              </w:rPr>
-              <w:t>℃</w:t>
-            </w:r>
-            <w:r>
-              <w:rPr>
-                <w:rFonts w:ascii="Times New Roman" w:hAnsi="Times New Roman"/>
-                <w:sz w:val="24"/>
-              </w:rPr>
-              <w:t>)</w:t>
+                <w:rFonts w:ascii="Times New Roman" w:hAnsi="Times New Roman" w:cs="Times New Roman"/>
+                <w:sz w:val="24"/>
+              </w:rPr>
+              <w:t>pH value (diluted 1:10 in water)</w:t>
             </w:r>
           </w:p>
         </w:tc>
@@ -1149,7 +1020,7 @@
               <w:spacing w:line="0" w:lineRule="atLeast"/>
               <w:jc w:val="center"/>
               <w:rPr>
-                <w:rFonts w:ascii="宋体" w:hAnsi="宋体" w:cs="宋体"/>
+                <w:rFonts w:ascii="Times New Roman" w:hAnsi="Times New Roman" w:cs="Times New Roman"/>
                 <w:b w:val="0"/>
                 <w:bCs w:val="0"/>
                 <w:sz w:val="24"/>
@@ -1157,32 +1028,10 @@
             </w:pPr>
             <w:r>
               <w:rPr>
-                <w:rFonts w:hint="eastAsia" w:ascii="Times New Roman" w:hAnsi="Times New Roman"/>
-                <w:sz w:val="24"/>
-                <w:lang w:val="en-US" w:eastAsia="zh-CN"/>
-              </w:rPr>
-              <w:t>10</w:t>
-            </w:r>
-            <w:r>
-              <w:rPr>
-                <w:rFonts w:ascii="Times New Roman" w:hAnsi="Times New Roman"/>
-                <w:sz w:val="24"/>
-              </w:rPr>
-              <w:t>00</w:t>
-            </w:r>
-            <w:r>
-              <w:rPr>
-                <w:rFonts w:hint="eastAsia" w:ascii="Times New Roman" w:hAnsi="Times New Roman"/>
-                <w:sz w:val="24"/>
-              </w:rPr>
-              <w:t>±</w:t>
-            </w:r>
-            <w:r>
-              <w:rPr>
-                <w:rFonts w:ascii="Times New Roman" w:hAnsi="Times New Roman"/>
-                <w:sz w:val="24"/>
-              </w:rPr>
-              <w:t>500</w:t>
+                <w:rFonts w:ascii="Times New Roman" w:hAnsi="Times New Roman" w:cs="Times New Roman"/>
+                <w:sz w:val="24"/>
+              </w:rPr>
+              <w:t>7.0-9.0</w:t>
             </w:r>
           </w:p>
         </w:tc>
@@ -1203,19 +1052,12 @@
               <w:spacing w:line="0" w:lineRule="atLeast"/>
               <w:jc w:val="center"/>
               <w:rPr>
-                <w:rFonts w:hint="eastAsia" w:ascii="宋体" w:hAnsi="宋体" w:cs="宋体"/>
+                <w:rFonts w:ascii="Times New Roman" w:hAnsi="Times New Roman" w:cs="Times New Roman"/>
                 <w:b w:val="0"/>
                 <w:bCs w:val="0"/>
                 <w:sz w:val="24"/>
               </w:rPr>
             </w:pPr>
-            <w:r>
-              <w:rPr>
-                <w:rFonts w:ascii="Times New Roman" w:hAnsi="Times New Roman"/>
-                <w:sz w:val="24"/>
-              </w:rPr>
-              <w:t>mPa·S</w:t>
-            </w:r>
           </w:p>
         </w:tc>
         <w:tc>
@@ -1235,7 +1077,7 @@
               <w:spacing w:line="0" w:lineRule="atLeast"/>
               <w:jc w:val="center"/>
               <w:rPr>
-                <w:rFonts w:hint="eastAsia" w:ascii="宋体" w:hAnsi="宋体" w:cs="宋体"/>
+                <w:rFonts w:ascii="Times New Roman" w:hAnsi="Times New Roman" w:cs="Times New Roman"/>
                 <w:b w:val="0"/>
                 <w:bCs w:val="0"/>
                 <w:sz w:val="24"/>
@@ -1243,10 +1085,10 @@
             </w:pPr>
             <w:r>
               <w:rPr>
-                <w:rFonts w:ascii="Times New Roman" w:hAnsi="Times New Roman"/>
-                <w:sz w:val="24"/>
-              </w:rPr>
-              <w:t>GB/T 2794-2013</w:t>
+                <w:rFonts w:ascii="Times New Roman" w:hAnsi="Times New Roman" w:cs="Times New Roman"/>
+                <w:sz w:val="24"/>
+              </w:rPr>
+              <w:t>GB 6920-86</w:t>
             </w:r>
           </w:p>
         </w:tc>
@@ -1280,7 +1122,7 @@
               <w:spacing w:line="0" w:lineRule="atLeast"/>
               <w:jc w:val="center"/>
               <w:rPr>
-                <w:rFonts w:hint="eastAsia" w:ascii="宋体" w:hAnsi="宋体" w:cs="宋体"/>
+                <w:rFonts w:ascii="Times New Roman" w:hAnsi="Times New Roman" w:cs="Times New Roman"/>
                 <w:b w:val="0"/>
                 <w:bCs w:val="0"/>
                 <w:sz w:val="24"/>
@@ -1288,17 +1130,10 @@
             </w:pPr>
             <w:r>
               <w:rPr>
-                <w:rFonts w:hint="eastAsia" w:ascii="Times New Roman" w:hAnsi="Times New Roman"/>
-                <w:sz w:val="24"/>
-              </w:rPr>
-              <w:t>IP</w:t>
-            </w:r>
-            <w:r>
-              <w:rPr>
-                <w:rFonts w:ascii="Times New Roman" w:hAnsi="Times New Roman"/>
-                <w:sz w:val="24"/>
-              </w:rPr>
-              <w:t>DI monomer</w:t>
+                <w:rFonts w:ascii="Times New Roman" w:hAnsi="Times New Roman" w:cs="Times New Roman"/>
+                <w:sz w:val="24"/>
+              </w:rPr>
+              <w:t>Density (25°C)</w:t>
             </w:r>
           </w:p>
         </w:tc>
@@ -1319,7 +1154,7 @@
               <w:spacing w:line="0" w:lineRule="atLeast"/>
               <w:jc w:val="center"/>
               <w:rPr>
-                <w:rFonts w:hint="eastAsia" w:ascii="宋体" w:hAnsi="宋体" w:cs="宋体"/>
+                <w:rFonts w:ascii="Times New Roman" w:hAnsi="Times New Roman" w:cs="Times New Roman"/>
                 <w:b w:val="0"/>
                 <w:bCs w:val="0"/>
                 <w:sz w:val="24"/>
@@ -1327,10 +1162,10 @@
             </w:pPr>
             <w:r>
               <w:rPr>
-                <w:rFonts w:ascii="Times New Roman" w:hAnsi="Times New Roman"/>
-                <w:sz w:val="24"/>
-              </w:rPr>
-              <w:t>&lt;0.35</w:t>
+                <w:rFonts w:ascii="Times New Roman" w:hAnsi="Times New Roman" w:cs="Times New Roman"/>
+                <w:sz w:val="24"/>
+              </w:rPr>
+              <w:t>Approx. 1.06</w:t>
             </w:r>
           </w:p>
         </w:tc>
@@ -1351,7 +1186,7 @@
               <w:spacing w:line="0" w:lineRule="atLeast"/>
               <w:jc w:val="center"/>
               <w:rPr>
-                <w:rFonts w:hint="eastAsia" w:ascii="宋体" w:hAnsi="宋体" w:cs="宋体"/>
+                <w:rFonts w:ascii="Times New Roman" w:hAnsi="Times New Roman" w:cs="Times New Roman"/>
                 <w:b w:val="0"/>
                 <w:bCs w:val="0"/>
                 <w:sz w:val="24"/>
@@ -1359,10 +1194,10 @@
             </w:pPr>
             <w:r>
               <w:rPr>
-                <w:rFonts w:ascii="Times New Roman" w:hAnsi="Times New Roman"/>
-                <w:sz w:val="24"/>
-              </w:rPr>
-              <w:t>%</w:t>
+                <w:rFonts w:ascii="Times New Roman" w:hAnsi="Times New Roman" w:cs="Times New Roman"/>
+                <w:sz w:val="24"/>
+              </w:rPr>
+              <w:t>g/cm³</w:t>
             </w:r>
           </w:p>
         </w:tc>
@@ -1383,7 +1218,7 @@
               <w:spacing w:line="0" w:lineRule="atLeast"/>
               <w:jc w:val="center"/>
               <w:rPr>
-                <w:rFonts w:hint="eastAsia" w:ascii="宋体" w:hAnsi="宋体" w:cs="宋体"/>
+                <w:rFonts w:ascii="Times New Roman" w:hAnsi="Times New Roman" w:cs="Times New Roman"/>
                 <w:b w:val="0"/>
                 <w:bCs w:val="0"/>
                 <w:sz w:val="24"/>
@@ -1391,10 +1226,10 @@
             </w:pPr>
             <w:r>
               <w:rPr>
-                <w:rFonts w:ascii="Times New Roman" w:hAnsi="Times New Roman"/>
-                <w:sz w:val="24"/>
-              </w:rPr>
-              <w:t>GB/T 18446-2009</w:t>
+                <w:rFonts w:ascii="Times New Roman" w:hAnsi="Times New Roman" w:cs="Times New Roman"/>
+                <w:sz w:val="24"/>
+              </w:rPr>
+              <w:t>GB/T 4472-2011</w:t>
             </w:r>
           </w:p>
         </w:tc>
@@ -1404,7 +1239,7 @@
       <w:pPr>
         <w:spacing w:line="207" w:lineRule="exact"/>
         <w:rPr>
-          <w:rFonts w:hint="eastAsia" w:ascii="Times New Roman" w:hAnsi="Times New Roman" w:eastAsia="宋体" w:cs="Times New Roman"/>
+          <w:rFonts w:ascii="Times New Roman" w:hAnsi="Times New Roman" w:cs="Times New Roman"/>
           <w:sz w:val="16"/>
           <w:szCs w:val="11"/>
         </w:rPr>
@@ -1414,14 +1249,14 @@
       <w:pPr>
         <w:spacing w:line="0" w:lineRule="atLeast"/>
         <w:rPr>
-          <w:rFonts w:ascii="宋体" w:hAnsi="宋体" w:eastAsia="宋体" w:cs="Times New Roman"/>
+          <w:rFonts w:ascii="Times New Roman" w:hAnsi="Times New Roman" w:cs="Times New Roman"/>
           <w:b/>
           <w:sz w:val="28"/>
         </w:rPr>
       </w:pPr>
       <w:r>
         <w:rPr>
-          <w:rFonts w:ascii="宋体" w:hAnsi="宋体" w:eastAsia="宋体" w:cs="Times New Roman"/>
+          <w:rFonts w:ascii="Times New Roman" w:hAnsi="Times New Roman" w:cs="Times New Roman"/>
           <w:b/>
           <w:sz w:val="28"/>
         </w:rPr>
@@ -1432,10 +1267,10 @@
       <w:pPr>
         <w:spacing w:line="0" w:lineRule="atLeast"/>
         <w:rPr>
-          <w:rFonts w:ascii="宋体" w:hAnsi="宋体" w:eastAsia="宋体" w:cs="Times New Roman"/>
-          <w:b/>
-          <w:sz w:val="15"/>
-          <w:szCs w:val="8"/>
+          <w:rFonts w:ascii="Times New Roman" w:hAnsi="Times New Roman" w:cs="Times New Roman"/>
+          <w:b/>
+          <w:sz w:val="8"/>
+          <w:szCs w:val="2"/>
         </w:rPr>
       </w:pPr>
     </w:p>
@@ -1446,15 +1281,15 @@
           <w:numId w:val="1"/>
         </w:numPr>
         <w:spacing w:line="324" w:lineRule="auto"/>
-        <w:ind w:left="0" w:leftChars="0" w:right="0" w:rightChars="0" w:firstLineChars="200"/>
-        <w:rPr>
-          <w:rFonts w:hint="eastAsia" w:ascii="Times New Roman" w:hAnsi="Times New Roman" w:cs="Times New Roman"/>
+        <w:ind w:left="0" w:leftChars="0" w:right="0" w:rightChars="0"/>
+        <w:rPr>
+          <w:rFonts w:ascii="Times New Roman" w:hAnsi="Times New Roman" w:cs="Times New Roman"/>
           <w:sz w:val="24"/>
         </w:rPr>
       </w:pPr>
       <w:r>
         <w:rPr>
-          <w:rFonts w:hint="eastAsia" w:ascii="Times New Roman" w:hAnsi="Times New Roman" w:cs="Times New Roman"/>
+          <w:rFonts w:ascii="Times New Roman" w:hAnsi="Times New Roman" w:cs="Times New Roman"/>
           <w:sz w:val="24"/>
         </w:rPr>
         <w:t>Very soft film formation;</w:t>
@@ -1467,15 +1302,15 @@
           <w:numId w:val="1"/>
         </w:numPr>
         <w:spacing w:line="324" w:lineRule="auto"/>
-        <w:ind w:left="0" w:leftChars="0" w:right="0" w:rightChars="0" w:firstLineChars="200"/>
-        <w:rPr>
-          <w:rFonts w:hint="eastAsia" w:ascii="Times New Roman" w:hAnsi="Times New Roman" w:cs="Times New Roman"/>
+        <w:ind w:left="0" w:leftChars="0" w:right="0" w:rightChars="0"/>
+        <w:rPr>
+          <w:rFonts w:ascii="Times New Roman" w:hAnsi="Times New Roman" w:cs="Times New Roman"/>
           <w:sz w:val="24"/>
         </w:rPr>
       </w:pPr>
       <w:r>
         <w:rPr>
-          <w:rFonts w:hint="eastAsia" w:ascii="Times New Roman" w:hAnsi="Times New Roman" w:cs="Times New Roman"/>
+          <w:rFonts w:ascii="Times New Roman" w:hAnsi="Times New Roman" w:cs="Times New Roman"/>
           <w:sz w:val="24"/>
         </w:rPr>
         <w:t>Excellent adhesion;</w:t>
@@ -1483,58 +1318,16 @@
     </w:p>
     <w:p>
       <w:pPr>
-        <w:numPr>
-          <w:ilvl w:val="0"/>
-          <w:numId w:val="1"/>
-        </w:numPr>
-        <w:spacing w:line="324" w:lineRule="auto"/>
-        <w:ind w:left="0" w:leftChars="0" w:right="0" w:rightChars="0" w:firstLineChars="200"/>
-        <w:rPr>
-          <w:rFonts w:hint="eastAsia" w:ascii="Times New Roman" w:hAnsi="Times New Roman" w:cs="Times New Roman"/>
-          <w:sz w:val="24"/>
-        </w:rPr>
-      </w:pPr>
-      <w:r>
-        <w:rPr>
-          <w:rFonts w:hint="eastAsia" w:ascii="Times New Roman" w:hAnsi="Times New Roman" w:cs="Times New Roman"/>
-          <w:sz w:val="24"/>
-        </w:rPr>
-        <w:t>Good yellowing resistance;</w:t>
-      </w:r>
-    </w:p>
-    <w:p>
-      <w:pPr>
-        <w:numPr>
-          <w:ilvl w:val="0"/>
-          <w:numId w:val="1"/>
-        </w:numPr>
-        <w:spacing w:line="324" w:lineRule="auto"/>
-        <w:ind w:left="0" w:leftChars="0" w:right="0" w:rightChars="0" w:firstLineChars="200"/>
-        <w:rPr>
-          <w:rFonts w:hint="eastAsia" w:ascii="Times New Roman" w:hAnsi="Times New Roman" w:cs="Times New Roman"/>
-          <w:sz w:val="24"/>
-        </w:rPr>
-      </w:pPr>
-      <w:r>
-        <w:rPr>
-          <w:rFonts w:hint="eastAsia" w:ascii="Times New Roman" w:hAnsi="Times New Roman" w:cs="Times New Roman"/>
-          <w:sz w:val="24"/>
-        </w:rPr>
-        <w:t>Good penetration;</w:t>
-      </w:r>
-    </w:p>
-    <w:p>
-      <w:pPr>
         <w:spacing w:line="0" w:lineRule="atLeast"/>
         <w:rPr>
-          <w:rFonts w:ascii="宋体" w:hAnsi="宋体" w:eastAsia="宋体" w:cs="Times New Roman"/>
+          <w:rFonts w:ascii="Times New Roman" w:hAnsi="Times New Roman" w:cs="Times New Roman"/>
           <w:b/>
           <w:sz w:val="28"/>
         </w:rPr>
       </w:pPr>
       <w:r>
         <w:rPr>
-          <w:rFonts w:ascii="宋体" w:hAnsi="宋体" w:eastAsia="宋体" w:cs="Times New Roman"/>
+          <w:rFonts w:ascii="Times New Roman" w:hAnsi="Times New Roman" w:cs="Times New Roman"/>
           <w:b/>
           <w:sz w:val="28"/>
         </w:rPr>
@@ -1545,7 +1338,7 @@
       <w:pPr>
         <w:spacing w:line="0" w:lineRule="atLeast"/>
         <w:rPr>
-          <w:rFonts w:ascii="宋体" w:hAnsi="宋体" w:cs="宋体"/>
+          <w:rFonts w:ascii="Times New Roman" w:hAnsi="Times New Roman" w:cs="Times New Roman"/>
           <w:b/>
           <w:sz w:val="13"/>
           <w:szCs w:val="6"/>
@@ -1555,15 +1348,15 @@
     <w:p>
       <w:pPr>
         <w:spacing w:line="324" w:lineRule="auto"/>
-        <w:ind w:left="0" w:leftChars="0" w:right="0" w:rightChars="0" w:firstLineChars="200"/>
-        <w:rPr>
-          <w:rFonts w:ascii="宋体" w:hAnsi="宋体" w:cs="宋体"/>
+        <w:ind w:left="0" w:leftChars="0" w:right="0" w:rightChars="0"/>
+        <w:rPr>
+          <w:rFonts w:ascii="Times New Roman" w:hAnsi="Times New Roman" w:cs="Times New Roman"/>
           <w:sz w:val="24"/>
         </w:rPr>
       </w:pPr>
       <w:r>
         <w:rPr>
-          <w:rFonts w:hint="eastAsia" w:ascii="Times New Roman" w:hAnsi="Times New Roman" w:cs="Times New Roman"/>
+          <w:rFonts w:ascii="Times New Roman" w:hAnsi="Times New Roman" w:cs="Times New Roman"/>
           <w:sz w:val="24"/>
         </w:rPr>
         <w:t>PU-1001 forms a very soft film with strong adhesion, suitable for use alone as a tie coat or blended with other materials to improve interlayer adhesion and physical properties without increasing coating stiffness.</w:t>
@@ -1572,61 +1365,57 @@
     <w:p>
       <w:pPr>
         <w:spacing w:line="324" w:lineRule="auto"/>
-        <w:ind w:left="0" w:leftChars="0" w:right="0" w:rightChars="0" w:firstLineChars="200"/>
-        <w:rPr>
-          <w:rFonts w:hint="eastAsia" w:ascii="Times New Roman" w:hAnsi="Times New Roman" w:cs="Times New Roman"/>
+        <w:ind w:left="0" w:leftChars="0" w:right="0" w:rightChars="0"/>
+        <w:rPr>
+          <w:rFonts w:ascii="Times New Roman" w:hAnsi="Times New Roman" w:cs="Times New Roman"/>
+          <w:sz w:val="4"/>
+          <w:szCs w:val="2"/>
+        </w:rPr>
+      </w:pPr>
+    </w:p>
+    <w:p>
+      <w:pPr>
+        <w:spacing w:line="0" w:lineRule="atLeast"/>
+        <w:rPr>
+          <w:rFonts w:ascii="Times New Roman" w:hAnsi="Times New Roman" w:cs="Times New Roman"/>
+          <w:b/>
+          <w:sz w:val="28"/>
+        </w:rPr>
+      </w:pPr>
+      <w:r>
+        <w:rPr>
+          <w:rFonts w:ascii="Times New Roman" w:hAnsi="Times New Roman" w:cs="Times New Roman"/>
+          <w:b/>
+          <w:sz w:val="28"/>
+        </w:rPr>
+        <w:t>Storage</w:t>
+      </w:r>
+      <w:bookmarkStart w:id="1" w:name="_GoBack"/>
+      <w:bookmarkEnd w:id="1"/>
+    </w:p>
+    <w:p>
+      <w:pPr>
+        <w:spacing w:line="0" w:lineRule="atLeast"/>
+        <w:rPr>
+          <w:rFonts w:ascii="Times New Roman" w:hAnsi="Times New Roman" w:cs="Times New Roman"/>
+          <w:b/>
+          <w:sz w:val="8"/>
+          <w:szCs w:val="4"/>
+        </w:rPr>
+      </w:pPr>
+    </w:p>
+    <w:p>
+      <w:pPr>
+        <w:spacing w:line="324" w:lineRule="auto"/>
+        <w:ind w:left="0" w:leftChars="0" w:right="0" w:rightChars="0"/>
+        <w:rPr>
+          <w:rFonts w:ascii="Times New Roman" w:hAnsi="Times New Roman" w:cs="Times New Roman"/>
           <w:sz w:val="24"/>
         </w:rPr>
       </w:pPr>
       <w:r>
         <w:rPr>
-          <w:rFonts w:hint="eastAsia" w:ascii="Times New Roman" w:hAnsi="Times New Roman" w:cs="Times New Roman"/>
-          <w:sz w:val="24"/>
-        </w:rPr>
-        <w:t>As an aliphatic polyurethane resin with excellent yellowing resistance, PU-1001 is widely used for white and light-colored leathers.</w:t>
-      </w:r>
-    </w:p>
-    <w:p>
-      <w:pPr>
-        <w:spacing w:line="0" w:lineRule="atLeast"/>
-        <w:rPr>
-          <w:rFonts w:ascii="宋体" w:hAnsi="宋体" w:eastAsia="宋体" w:cs="Times New Roman"/>
-          <w:b/>
-          <w:sz w:val="28"/>
-        </w:rPr>
-      </w:pPr>
-      <w:r>
-        <w:rPr>
-          <w:rFonts w:ascii="宋体" w:hAnsi="宋体" w:eastAsia="宋体" w:cs="Times New Roman"/>
-          <w:b/>
-          <w:sz w:val="28"/>
-        </w:rPr>
-        <w:t>Storage</w:t>
-      </w:r>
-    </w:p>
-    <w:p>
-      <w:pPr>
-        <w:spacing w:line="0" w:lineRule="atLeast"/>
-        <w:rPr>
-          <w:rFonts w:ascii="宋体" w:hAnsi="宋体" w:cs="宋体"/>
-          <w:b/>
-          <w:sz w:val="13"/>
-          <w:szCs w:val="6"/>
-        </w:rPr>
-      </w:pPr>
-    </w:p>
-    <w:p>
-      <w:pPr>
-        <w:spacing w:line="324" w:lineRule="auto"/>
-        <w:ind w:left="0" w:leftChars="0" w:right="0" w:rightChars="0" w:firstLineChars="200"/>
-        <w:rPr>
-          <w:rFonts w:ascii="宋体" w:hAnsi="宋体"/>
-          <w:sz w:val="24"/>
-        </w:rPr>
-      </w:pPr>
-      <w:r>
-        <w:rPr>
-          <w:rFonts w:hint="eastAsia" w:ascii="Times New Roman" w:hAnsi="Times New Roman" w:cs="Times New Roman"/>
+          <w:rFonts w:ascii="Times New Roman" w:hAnsi="Times New Roman" w:cs="Times New Roman"/>
           <w:sz w:val="24"/>
         </w:rPr>
         <w:t>Store in a ventilated, dry area at 5-35°C; protect from freezing. Shelf life is 6 months from shipment. Products older than 6 months should be re-evaluated before use.</w:t>
@@ -1938,6 +1727,7 @@
     <w:qFormat/>
     <w:uiPriority w:val="0"/>
     <w:rPr>
+      <w:rFonts w:ascii="Times New Roman" w:hAnsi="Times New Roman" w:eastAsia="宋体" w:cs="Times New Roman"/>
       <w:lang w:val="en-US" w:eastAsia="zh-CN" w:bidi="ar-SA"/>
     </w:rPr>
   </w:style>
@@ -1951,9 +1741,7 @@
     <w:unhideWhenUsed/>
     <w:qFormat/>
     <w:uiPriority w:val="99"/>
-    <w:tblPr>
-      <w:tblStyle w:val="4"/>
-    </w:tblPr>
+    <w:tblPr/>
   </w:style>
   <w:style w:type="paragraph" w:styleId="2">
     <w:name w:val="footer"/>

--- a/TDS Skill/templates/active/TDS_EN_冠志模板.docx
+++ b/TDS Skill/templates/active/TDS_EN_冠志模板.docx
@@ -254,11 +254,12 @@
     <w:p>
       <w:pPr>
         <w:spacing w:line="324" w:lineRule="auto"/>
-        <w:ind w:left="0" w:leftChars="0" w:right="0" w:rightChars="0"/>
+        <w:ind w:left="0" w:leftChars="0" w:right="0" w:rightChars="0" w:firstLineChars="200" w:firstLine="480"/>
         <w:rPr>
           <w:rFonts w:ascii="Times New Roman" w:hAnsi="Times New Roman" w:cs="Times New Roman"/>
           <w:sz w:val="24"/>
         </w:rPr>
+        <w:jc w:val="both"/>
       </w:pPr>
       <w:r>
         <w:rPr>
@@ -314,11 +315,12 @@
     <w:p>
       <w:pPr>
         <w:spacing w:line="324" w:lineRule="auto"/>
-        <w:ind w:left="0" w:leftChars="0" w:right="0" w:rightChars="0"/>
+        <w:ind w:left="0" w:leftChars="0" w:right="0" w:rightChars="0" w:firstLineChars="200" w:firstLine="480"/>
         <w:rPr>
           <w:rFonts w:ascii="Times New Roman" w:hAnsi="Times New Roman" w:cs="Times New Roman"/>
           <w:sz w:val="24"/>
         </w:rPr>
+        <w:jc w:val="both"/>
       </w:pPr>
       <w:r>
         <w:rPr>
@@ -1281,7 +1283,7 @@
           <w:numId w:val="1"/>
         </w:numPr>
         <w:spacing w:line="324" w:lineRule="auto"/>
-        <w:ind w:left="0" w:leftChars="0" w:right="0" w:rightChars="0"/>
+        <w:ind w:left="840" w:leftChars="0" w:right="0" w:rightChars="0" w:hanging="360"/>
         <w:rPr>
           <w:rFonts w:ascii="Times New Roman" w:hAnsi="Times New Roman" w:cs="Times New Roman"/>
           <w:sz w:val="24"/>
@@ -1302,7 +1304,7 @@
           <w:numId w:val="1"/>
         </w:numPr>
         <w:spacing w:line="324" w:lineRule="auto"/>
-        <w:ind w:left="0" w:leftChars="0" w:right="0" w:rightChars="0"/>
+        <w:ind w:left="840" w:leftChars="0" w:right="0" w:rightChars="0" w:hanging="360"/>
         <w:rPr>
           <w:rFonts w:ascii="Times New Roman" w:hAnsi="Times New Roman" w:cs="Times New Roman"/>
           <w:sz w:val="24"/>
@@ -1348,11 +1350,12 @@
     <w:p>
       <w:pPr>
         <w:spacing w:line="324" w:lineRule="auto"/>
-        <w:ind w:left="0" w:leftChars="0" w:right="0" w:rightChars="0"/>
+        <w:ind w:left="0" w:leftChars="0" w:right="0" w:rightChars="0" w:firstLineChars="200" w:firstLine="480"/>
         <w:rPr>
           <w:rFonts w:ascii="Times New Roman" w:hAnsi="Times New Roman" w:cs="Times New Roman"/>
           <w:sz w:val="24"/>
         </w:rPr>
+        <w:jc w:val="both"/>
       </w:pPr>
       <w:r>
         <w:rPr>
@@ -1407,11 +1410,12 @@
     <w:p>
       <w:pPr>
         <w:spacing w:line="324" w:lineRule="auto"/>
-        <w:ind w:left="0" w:leftChars="0" w:right="0" w:rightChars="0"/>
+        <w:ind w:left="0" w:leftChars="0" w:right="0" w:rightChars="0" w:firstLineChars="200" w:firstLine="480"/>
         <w:rPr>
           <w:rFonts w:ascii="Times New Roman" w:hAnsi="Times New Roman" w:cs="Times New Roman"/>
           <w:sz w:val="24"/>
         </w:rPr>
+        <w:jc w:val="both"/>
       </w:pPr>
       <w:r>
         <w:rPr>

--- a/TDS Skill/templates/active/TDS_EN_冠志模板.docx
+++ b/TDS Skill/templates/active/TDS_EN_冠志模板.docx
@@ -224,7 +224,7 @@
     </w:p>
     <w:p>
       <w:pPr>
-        <w:spacing w:line="0" w:lineRule="atLeast"/>
+        <w:spacing w:line="0" w:lineRule="atLeast" w:before="100" w:after="80"/>
         <w:rPr>
           <w:rFonts w:ascii="Times New Roman" w:hAnsi="Times New Roman" w:cs="Times New Roman"/>
           <w:b/>
@@ -253,7 +253,7 @@
     </w:p>
     <w:p>
       <w:pPr>
-        <w:spacing w:line="324" w:lineRule="auto"/>
+        <w:spacing w:line="300" w:lineRule="auto" w:before="0" w:after="60"/>
         <w:ind w:left="0" w:leftChars="0" w:right="0" w:rightChars="0" w:firstLineChars="200" w:firstLine="480"/>
         <w:rPr>
           <w:rFonts w:ascii="Times New Roman" w:hAnsi="Times New Roman" w:cs="Times New Roman"/>
@@ -271,7 +271,7 @@
     </w:p>
     <w:p>
       <w:pPr>
-        <w:spacing w:line="0" w:lineRule="atLeast"/>
+        <w:spacing w:line="0" w:lineRule="atLeast" w:before="160" w:after="80"/>
         <w:rPr>
           <w:rFonts w:ascii="Times New Roman" w:hAnsi="Times New Roman" w:cs="Times New Roman"/>
           <w:b/>
@@ -314,7 +314,7 @@
     </w:p>
     <w:p>
       <w:pPr>
-        <w:spacing w:line="324" w:lineRule="auto"/>
+        <w:spacing w:line="300" w:lineRule="auto" w:before="0" w:after="60"/>
         <w:ind w:left="0" w:leftChars="0" w:right="0" w:rightChars="0" w:firstLineChars="200" w:firstLine="480"/>
         <w:rPr>
           <w:rFonts w:ascii="Times New Roman" w:hAnsi="Times New Roman" w:cs="Times New Roman"/>
@@ -332,7 +332,7 @@
     </w:p>
     <w:p>
       <w:pPr>
-        <w:spacing w:line="0" w:lineRule="atLeast"/>
+        <w:spacing w:line="0" w:lineRule="atLeast" w:before="160" w:after="80"/>
         <w:rPr>
           <w:rFonts w:ascii="Times New Roman" w:hAnsi="Times New Roman" w:cs="Times New Roman"/>
           <w:b/>
@@ -1249,7 +1249,7 @@
     </w:p>
     <w:p>
       <w:pPr>
-        <w:spacing w:line="0" w:lineRule="atLeast"/>
+        <w:spacing w:line="0" w:lineRule="atLeast" w:before="160" w:after="80"/>
         <w:rPr>
           <w:rFonts w:ascii="Times New Roman" w:hAnsi="Times New Roman" w:cs="Times New Roman"/>
           <w:b/>
@@ -1282,7 +1282,7 @@
           <w:ilvl w:val="0"/>
           <w:numId w:val="1"/>
         </w:numPr>
-        <w:spacing w:line="324" w:lineRule="auto"/>
+        <w:spacing w:line="280" w:lineRule="auto" w:before="0" w:after="60"/>
         <w:ind w:left="840" w:leftChars="0" w:right="0" w:rightChars="0" w:hanging="360"/>
         <w:rPr>
           <w:rFonts w:ascii="Times New Roman" w:hAnsi="Times New Roman" w:cs="Times New Roman"/>
@@ -1303,7 +1303,7 @@
           <w:ilvl w:val="0"/>
           <w:numId w:val="1"/>
         </w:numPr>
-        <w:spacing w:line="324" w:lineRule="auto"/>
+        <w:spacing w:line="280" w:lineRule="auto" w:before="0" w:after="60"/>
         <w:ind w:left="840" w:leftChars="0" w:right="0" w:rightChars="0" w:hanging="360"/>
         <w:rPr>
           <w:rFonts w:ascii="Times New Roman" w:hAnsi="Times New Roman" w:cs="Times New Roman"/>
@@ -1320,7 +1320,7 @@
     </w:p>
     <w:p>
       <w:pPr>
-        <w:spacing w:line="0" w:lineRule="atLeast"/>
+        <w:spacing w:line="0" w:lineRule="atLeast" w:before="160" w:after="80"/>
         <w:rPr>
           <w:rFonts w:ascii="Times New Roman" w:hAnsi="Times New Roman" w:cs="Times New Roman"/>
           <w:b/>
@@ -1349,7 +1349,7 @@
     </w:p>
     <w:p>
       <w:pPr>
-        <w:spacing w:line="324" w:lineRule="auto"/>
+        <w:spacing w:line="300" w:lineRule="auto" w:before="0" w:after="60"/>
         <w:ind w:left="0" w:leftChars="0" w:right="0" w:rightChars="0" w:firstLineChars="200" w:firstLine="480"/>
         <w:rPr>
           <w:rFonts w:ascii="Times New Roman" w:hAnsi="Times New Roman" w:cs="Times New Roman"/>
@@ -1378,7 +1378,7 @@
     </w:p>
     <w:p>
       <w:pPr>
-        <w:spacing w:line="0" w:lineRule="atLeast"/>
+        <w:spacing w:line="0" w:lineRule="atLeast" w:before="160" w:after="80"/>
         <w:rPr>
           <w:rFonts w:ascii="Times New Roman" w:hAnsi="Times New Roman" w:cs="Times New Roman"/>
           <w:b/>
@@ -1409,7 +1409,7 @@
     </w:p>
     <w:p>
       <w:pPr>
-        <w:spacing w:line="324" w:lineRule="auto"/>
+        <w:spacing w:line="300" w:lineRule="auto" w:before="0" w:after="60"/>
         <w:ind w:left="0" w:leftChars="0" w:right="0" w:rightChars="0" w:firstLineChars="200" w:firstLine="480"/>
         <w:rPr>
           <w:rFonts w:ascii="Times New Roman" w:hAnsi="Times New Roman" w:cs="Times New Roman"/>
